--- a/legal/08-security/21_THIRD_PARTY_SERVICE_APPENDIX.docx
+++ b/legal/08-security/21_THIRD_PARTY_SERVICE_APPENDIX.docx
@@ -2,240 +2,267 @@
 <file path=word/document.xml><?xml version="1.0" encoding="utf-8"?>
 <w:document xmlns:wpc="http://schemas.microsoft.com/office/word/2010/wordprocessingCanvas" xmlns:mo="http://schemas.microsoft.com/office/mac/office/2008/main" xmlns:mc="http://schemas.openxmlformats.org/markup-compatibility/2006" xmlns:mv="urn:schemas-microsoft-com:mac:vml" xmlns:o="urn:schemas-microsoft-com:office:office" xmlns:r="http://schemas.openxmlformats.org/officeDocument/2006/relationships" xmlns:m="http://schemas.openxmlformats.org/officeDocument/2006/math" xmlns:v="urn:schemas-microsoft-com:vml" xmlns:wp14="http://schemas.microsoft.com/office/word/2010/wordprocessingDrawing" xmlns:wp="http://schemas.openxmlformats.org/drawingml/2006/wordprocessingDrawing" xmlns:w10="urn:schemas-microsoft-com:office:word" xmlns:w="http://schemas.openxmlformats.org/wordprocessingml/2006/main" xmlns:w14="http://schemas.microsoft.com/office/word/2010/wordml" xmlns:wpg="http://schemas.microsoft.com/office/word/2010/wordprocessingGroup" xmlns:wpi="http://schemas.microsoft.com/office/word/2010/wordprocessingInk" xmlns:wne="http://schemas.microsoft.com/office/word/2006/wordml" xmlns:wps="http://schemas.microsoft.com/office/word/2010/wordprocessingShape" mc:Ignorable="w14 wp14">
   <w:body>
+    <w:tbl>
+      <w:tblPr>
+        <w:tblW w:type="auto" w:w="0"/>
+        <w:jc w:val="center"/>
+        <w:tblLook w:firstColumn="1" w:firstRow="1" w:lastColumn="0" w:lastRow="0" w:noHBand="0" w:noVBand="1" w:val="04A0"/>
+        <w:tblBorders>
+          <w:top w:val="none"/>
+          <w:bottom w:val="none"/>
+          <w:left w:val="none"/>
+          <w:right w:val="none"/>
+          <w:insideH w:val="none"/>
+          <w:insideV w:val="none"/>
+        </w:tblBorders>
+      </w:tblPr>
+      <w:tblGrid>
+        <w:gridCol w:w="4874"/>
+        <w:gridCol w:w="4874"/>
+      </w:tblGrid>
+      <w:tr>
+        <w:trPr>
+          <w:cantSplit/>
+        </w:trPr>
+        <w:tc>
+          <w:tcPr>
+            <w:tcW w:type="dxa" w:w="4032"/>
+            <w:vAlign w:val="center"/>
+            <w:tcW w:w="4031" w:type="dxa"/>
+            <w:tcMar>
+              <w:top w:w="40" w:type="dxa"/>
+              <w:bottom w:w="40" w:type="dxa"/>
+              <w:left w:w="60" w:type="dxa"/>
+              <w:right w:w="60" w:type="dxa"/>
+            </w:tcMar>
+            <w:shd w:fill="FFFFFF"/>
+          </w:tcPr>
+          <w:p>
+            <w:r/>
+          </w:p>
+          <w:p>
+            <w:pPr>
+              <w:spacing w:before="0" w:after="40" w:line="276" w:lineRule="auto"/>
+              <w:jc w:val="center"/>
+            </w:pPr>
+            <w:r>
+              <w:rPr>
+                <w:b/>
+              </w:rPr>
+              <w:t>ĐƠN VỊ CUNG CẤP DỊCH VỤ</w:t>
+            </w:r>
+          </w:p>
+          <w:p>
+            <w:pPr>
+              <w:spacing w:before="0" w:after="40" w:line="276" w:lineRule="auto"/>
+              <w:jc w:val="center"/>
+            </w:pPr>
+            <w:r>
+              <w:rPr>
+                <w:b/>
+              </w:rPr>
+              <w:t>LOCALMATE VIỆT NAM</w:t>
+            </w:r>
+          </w:p>
+          <w:p>
+            <w:pPr>
+              <w:spacing w:before="0" w:after="40" w:line="276" w:lineRule="auto"/>
+              <w:jc w:val="center"/>
+            </w:pPr>
+            <w:r>
+              <w:t>Số: [MÃ_ĐƠN]/PL-3RD-LM/[NĂM]</w:t>
+            </w:r>
+          </w:p>
+        </w:tc>
+        <w:tc>
+          <w:tcPr>
+            <w:tcW w:type="dxa" w:w="5717"/>
+            <w:vAlign w:val="center"/>
+            <w:tcW w:w="5716" w:type="dxa"/>
+            <w:tcMar>
+              <w:top w:w="40" w:type="dxa"/>
+              <w:bottom w:w="40" w:type="dxa"/>
+              <w:left w:w="60" w:type="dxa"/>
+              <w:right w:w="60" w:type="dxa"/>
+            </w:tcMar>
+            <w:shd w:fill="FFFFFF"/>
+          </w:tcPr>
+          <w:p>
+            <w:r/>
+          </w:p>
+          <w:p>
+            <w:pPr>
+              <w:spacing w:before="0" w:after="40" w:line="276" w:lineRule="auto"/>
+              <w:jc w:val="center"/>
+            </w:pPr>
+            <w:r>
+              <w:rPr>
+                <w:b/>
+                <w:sz w:val="23"/>
+              </w:rPr>
+              <w:t>CỘNG HÒA XÃ HỘI CHỦ NGHĨA VIỆT NAM</w:t>
+            </w:r>
+          </w:p>
+          <w:p>
+            <w:pPr>
+              <w:spacing w:before="0" w:after="40" w:line="276" w:lineRule="auto"/>
+              <w:jc w:val="center"/>
+            </w:pPr>
+            <w:r>
+              <w:rPr>
+                <w:b/>
+              </w:rPr>
+              <w:t>Độc lập - Tự do - Hạnh phúc</w:t>
+            </w:r>
+          </w:p>
+          <w:p>
+            <w:pPr>
+              <w:spacing w:before="0" w:after="40" w:line="276" w:lineRule="auto"/>
+              <w:jc w:val="center"/>
+            </w:pPr>
+            <w:r>
+              <w:rPr>
+                <w:color w:val="0F172A"/>
+                <w:sz w:val="16"/>
+              </w:rPr>
+              <w:t>――――――――――――――――</w:t>
+            </w:r>
+          </w:p>
+          <w:p>
+            <w:pPr>
+              <w:spacing w:before="0" w:after="40" w:line="276" w:lineRule="auto"/>
+              <w:jc w:val="center"/>
+            </w:pPr>
+            <w:r>
+              <w:rPr>
+                <w:i/>
+                <w:color w:val="64748B"/>
+                <w:sz w:val="19"/>
+              </w:rPr>
+              <w:t>Hà Nội, ngày [NGÀY] tháng [THÁNG] năm 202[NĂM]</w:t>
+            </w:r>
+          </w:p>
+        </w:tc>
+      </w:tr>
+    </w:tbl>
     <w:p>
       <w:pPr>
-        <w:spacing w:before="240" w:after="120" w:line="288" w:lineRule="auto"/>
+        <w:spacing w:before="0" w:after="80"/>
+      </w:pPr>
+    </w:p>
+    <w:p>
+      <w:pPr>
+        <w:spacing w:before="240" w:after="80" w:line="288" w:lineRule="auto"/>
         <w:jc w:val="center"/>
       </w:pPr>
       <w:r>
         <w:rPr>
           <w:b/>
-          <w:color w:val="0D7647"/>
-          <w:sz w:val="30"/>
+          <w:color w:val="0F172A"/>
+          <w:sz w:val="29"/>
         </w:rPr>
-        <w:t>PHỤ LỤC DỊCH VỤ VÀ NỀN TẢNG BÊN THỨ BA</w:t>
+        <w:t>PHỤ LỤC DỊCH VỤ VÀ HẠ TẦNG NỀN TẢNG BÊN THỨ BA</w:t>
       </w:r>
     </w:p>
     <w:p>
       <w:pPr>
-        <w:spacing w:before="200" w:after="80" w:line="276" w:lineRule="auto"/>
-        <w:jc w:val="center"/>
+        <w:spacing w:before="20" w:after="60" w:line="276" w:lineRule="auto"/>
+        <w:jc w:val="both"/>
       </w:pPr>
       <w:r>
         <w:rPr>
           <w:b/>
-          <w:color w:val="0D7647"/>
-          <w:sz w:val="26"/>
         </w:rPr>
         <w:t>(THIRD-PARTY PLATFORMS &amp; INFRASTRUCTURE APPENDIX)</w:t>
       </w:r>
     </w:p>
     <w:p>
       <w:pPr>
-        <w:spacing w:after="80" w:before="0" w:line="276" w:lineRule="auto"/>
+        <w:spacing w:before="20" w:after="40" w:line="276" w:lineRule="auto"/>
+        <w:ind w:left="288"/>
+        <w:jc w:val="both"/>
+      </w:pPr>
+      <w:r>
+        <w:rPr>
+          <w:i/>
+          <w:color w:val="0F172A"/>
+          <w:sz w:val="20"/>
+        </w:rPr>
+        <w:t>- Căn cứ Bộ luật Dân sự số 91/2015/QH13 (Điều 156, Điều 351 về sự kiện bất khả kháng và miễn trừ nghĩa vụ);</w:t>
+      </w:r>
+    </w:p>
+    <w:p>
+      <w:pPr>
+        <w:spacing w:before="20" w:after="40" w:line="276" w:lineRule="auto"/>
+        <w:ind w:left="288"/>
+        <w:jc w:val="both"/>
+      </w:pPr>
+      <w:r>
+        <w:rPr>
+          <w:i/>
+          <w:color w:val="0F172A"/>
+          <w:sz w:val="20"/>
+        </w:rPr>
+        <w:t>- Căn cứ Luật Thương mại số 36/2005/QH11 (Điều 294 về các trường hợp miễn trách nhiệm trong thương mại);</w:t>
+      </w:r>
+    </w:p>
+    <w:p>
+      <w:pPr>
+        <w:spacing w:before="20" w:after="40" w:line="276" w:lineRule="auto"/>
+        <w:ind w:left="288"/>
+        <w:jc w:val="both"/>
+      </w:pPr>
+      <w:r>
+        <w:rPr>
+          <w:i/>
+          <w:color w:val="0F172A"/>
+          <w:sz w:val="20"/>
+        </w:rPr>
+        <w:t>- Căn cứ Luật An toàn thông tin mạng số 86/2015/QH13 và Luật An ninh mạng số 24/2018/QH14;</w:t>
+      </w:r>
+    </w:p>
+    <w:p>
+      <w:pPr>
+        <w:spacing w:before="20" w:after="40" w:line="276" w:lineRule="auto"/>
+        <w:ind w:left="288"/>
+        <w:jc w:val="both"/>
+      </w:pPr>
+      <w:r>
+        <w:rPr>
+          <w:i/>
+          <w:color w:val="0F172A"/>
+          <w:sz w:val="20"/>
+        </w:rPr>
+        <w:t>- Căn cứ Hợp đồng Dịch vụ Khung số: [MÃ_HỢP_ĐỒNG] ký giữa Hai Bên.</w:t>
+      </w:r>
+    </w:p>
+    <w:p>
+      <w:pPr>
+        <w:spacing w:before="20" w:after="60" w:line="276" w:lineRule="auto"/>
+        <w:jc w:val="both"/>
+      </w:pPr>
+      <w:r>
+        <w:t>Hai Bên thống nhất xác lập các nguyên tắc vận hành, phân định ranh giới trách nhiệm pháp lý và kỹ thuật liên quan đến việc sử dụng các công cụ, dịch vụ, nền tảng điện toán đám mây và hạ tầng mạng của Bên Thứ Ba theo các điều khoản sau:</w:t>
+      </w:r>
+    </w:p>
+    <w:p>
+      <w:pPr>
+        <w:spacing w:before="180" w:after="60" w:line="276" w:lineRule="auto"/>
         <w:jc w:val="left"/>
       </w:pPr>
       <w:r>
         <w:rPr>
           <w:b/>
-        </w:rPr>
-        <w:t>Mã hiệu văn bản:</w:t>
-      </w:r>
-      <w:r>
-        <w:t xml:space="preserve"> </w:t>
-      </w:r>
-      <w:r>
-        <w:rPr>
-          <w:rFonts w:ascii="Consolas" w:hAnsi="Consolas"/>
-          <w:color w:val="B42828"/>
-          <w:sz w:val="20"/>
-        </w:rPr>
-        <w:t>LM-SEC-3RD-21</w:t>
-      </w:r>
-      <w:r>
-        <w:t xml:space="preserve">  </w:t>
-      </w:r>
-    </w:p>
-    <w:p>
-      <w:pPr>
-        <w:spacing w:after="80" w:before="0" w:line="276" w:lineRule="auto"/>
-        <w:jc w:val="left"/>
-      </w:pPr>
-      <w:r>
-        <w:rPr>
-          <w:i/>
-        </w:rPr>
-        <w:t>(Đính kèm Hợp đồng Dịch vụ Khung số: [SO_HOP_DONG_MSA]/LM-MSA hoặc Đơn đặt hàng tương ứng)</w:t>
-      </w:r>
-      <w:r>
-        <w:t xml:space="preserve">  </w:t>
-      </w:r>
-    </w:p>
-    <w:p>
-      <w:pPr>
-        <w:spacing w:after="80" w:before="0" w:line="276" w:lineRule="auto"/>
-        <w:jc w:val="left"/>
-      </w:pPr>
-      <w:r>
-        <w:rPr>
-          <w:b/>
-        </w:rPr>
-        <w:t>Căn cứ pháp lý:</w:t>
-      </w:r>
-      <w:r>
-        <w:t xml:space="preserve">  </w:t>
-      </w:r>
-    </w:p>
-    <w:p>
-      <w:pPr>
-        <w:spacing w:after="60" w:before="20" w:line="276" w:lineRule="auto"/>
-        <w:ind w:left="360"/>
-        <w:jc w:val="left"/>
-      </w:pPr>
-      <w:r>
-        <w:rPr>
-          <w:i/>
-        </w:rPr>
-        <w:t>•  Bộ luật Dân sự số 91/2015/QH13 (Điều 156, Điều 351 về sự kiện bất khả kháng và miễn trừ nghĩa vụ);</w:t>
-      </w:r>
-      <w:r>
-        <w:t xml:space="preserve">  </w:t>
-      </w:r>
-    </w:p>
-    <w:p>
-      <w:pPr>
-        <w:spacing w:after="60" w:before="20" w:line="276" w:lineRule="auto"/>
-        <w:ind w:left="360"/>
-        <w:jc w:val="left"/>
-      </w:pPr>
-      <w:r>
-        <w:rPr>
-          <w:i/>
-        </w:rPr>
-        <w:t>•  Luật Thương mại số 36/2005/QH11 (Điều 294 về các trường hợp miễn trách nhiệm);</w:t>
-      </w:r>
-      <w:r>
-        <w:t xml:space="preserve">  </w:t>
-      </w:r>
-    </w:p>
-    <w:p>
-      <w:pPr>
-        <w:spacing w:after="60" w:before="20" w:line="276" w:lineRule="auto"/>
-        <w:ind w:left="360"/>
-        <w:jc w:val="left"/>
-      </w:pPr>
-      <w:r>
-        <w:rPr>
-          <w:i/>
-        </w:rPr>
-        <w:t>•  Luật An toàn thông tin mạng số 86/2015/QH13;</w:t>
-      </w:r>
-      <w:r>
-        <w:t xml:space="preserve">  </w:t>
-      </w:r>
-    </w:p>
-    <w:p>
-      <w:pPr>
-        <w:spacing w:after="60" w:before="20" w:line="276" w:lineRule="auto"/>
-        <w:ind w:left="360"/>
-        <w:jc w:val="left"/>
-      </w:pPr>
-      <w:r>
-        <w:rPr>
-          <w:i/>
-        </w:rPr>
-        <w:t>•  Điều khoản Dịch vụ tiêu chuẩn của các nhà cung cấp nền tảng toàn cầu (Google Terms of Service, Meta Business Terms, Cloudflare Terms, Vercel, Supabase, OpenAI, Zalo Platform).</w:t>
-      </w:r>
-    </w:p>
-    <w:p>
-      <w:pPr>
-        <w:spacing w:after="120" w:before="80"/>
-      </w:pPr>
-      <w:r>
-        <w:rPr>
-          <w:color w:val="CBD5E1"/>
-        </w:rPr>
-        <w:t>―――――――――――――――――――――――――――――――――――――――――――――――――――――――</w:t>
-      </w:r>
-    </w:p>
-    <w:p>
-      <w:pPr>
-        <w:spacing w:after="80" w:before="0" w:line="276" w:lineRule="auto"/>
-        <w:jc w:val="left"/>
-      </w:pPr>
-      <w:r>
-        <w:t>Phụ lục này được lập và có hiệu lực kể từ ngày [NGAY] tháng [THANG] năm 202[X] giữa:</w:t>
-      </w:r>
-    </w:p>
-    <w:p>
-      <w:pPr>
-        <w:spacing w:after="60" w:before="20" w:line="276" w:lineRule="auto"/>
-        <w:ind w:left="360"/>
-        <w:jc w:val="left"/>
-      </w:pPr>
-      <w:r>
-        <w:rPr>
-          <w:b/>
-        </w:rPr>
-        <w:t>•  BÊN A (KHÁCH HÀNG):</w:t>
-      </w:r>
-      <w:r>
-        <w:t xml:space="preserve"> [TEN_KHACH_HANG] (Đại diện: [NGUOI_DAI_DIEN_A])</w:t>
-      </w:r>
-    </w:p>
-    <w:p>
-      <w:pPr>
-        <w:spacing w:after="60" w:before="20" w:line="276" w:lineRule="auto"/>
-        <w:ind w:left="360"/>
-        <w:jc w:val="left"/>
-      </w:pPr>
-      <w:r>
-        <w:rPr>
-          <w:b/>
-        </w:rPr>
-        <w:t>•  BÊN B (LOCALMATE):</w:t>
-      </w:r>
-      <w:r>
-        <w:t xml:space="preserve"> [LOCALMATE_LEGAL_NAME] (Đại diện: [REPRESENTATIVE])</w:t>
-      </w:r>
-    </w:p>
-    <w:p>
-      <w:pPr>
-        <w:spacing w:after="80" w:before="0" w:line="276" w:lineRule="auto"/>
-        <w:jc w:val="left"/>
-      </w:pPr>
-      <w:r>
-        <w:t>Hai Bên thống nhất xác lập các nguyên tắc vận hành, phân định ranh giới trách nhiệm pháp lý và kỹ thuật liên quan đến việc sử dụng các công cụ, dịch vụ, nền tảng điện toán đám mây và hạ tầng mạng của Bên Thứ Ba trong suốt quá trình triển khai dự án theo các điều khoản sau:</w:t>
-      </w:r>
-    </w:p>
-    <w:p>
-      <w:pPr>
-        <w:spacing w:after="120" w:before="80"/>
-      </w:pPr>
-      <w:r>
-        <w:rPr>
-          <w:color w:val="CBD5E1"/>
-        </w:rPr>
-        <w:t>―――――――――――――――――――――――――――――――――――――――――――――――――――――――</w:t>
-      </w:r>
-    </w:p>
-    <w:p>
-      <w:pPr>
-        <w:spacing w:before="160" w:after="60"/>
-      </w:pPr>
-      <w:r>
-        <w:rPr>
-          <w:b/>
-          <w:color w:val="0D7647"/>
-          <w:sz w:val="23"/>
+          <w:color w:val="0F172A"/>
+          <w:sz w:val="22"/>
         </w:rPr>
         <w:t>ĐIỀU 1. DANH MỤC CÁC NỀN TẢNG BÊN THỨ BA ĐƯỢC TÍCH HỢP</w:t>
       </w:r>
     </w:p>
     <w:p>
       <w:pPr>
-        <w:spacing w:after="80" w:before="0" w:line="276" w:lineRule="auto"/>
-        <w:jc w:val="left"/>
+        <w:spacing w:before="20" w:after="60" w:line="276" w:lineRule="auto"/>
+        <w:jc w:val="both"/>
       </w:pPr>
       <w:r>
         <w:t>Trong quá trình cung ứng các giải pháp Website, Local SEO, Google Ads, Content và CRM/Automation, LocalMate sử dụng hoặc kết nối hệ thống với các nhà cung ứng nền tảng trung gian bên thứ ba (Third-Party Providers), bao gồm nhưng không giới hạn ở danh mục sau:</w:t>
@@ -256,24 +283,28 @@
         </w:tblBorders>
       </w:tblPr>
       <w:tblGrid>
-        <w:gridCol w:w="1921"/>
-        <w:gridCol w:w="1921"/>
-        <w:gridCol w:w="1921"/>
-        <w:gridCol w:w="1921"/>
-        <w:gridCol w:w="1921"/>
+        <w:gridCol w:w="1950"/>
+        <w:gridCol w:w="1950"/>
+        <w:gridCol w:w="1950"/>
+        <w:gridCol w:w="1950"/>
+        <w:gridCol w:w="1950"/>
       </w:tblGrid>
       <w:tr>
+        <w:trPr>
+          <w:cantSplit/>
+        </w:trPr>
         <w:tc>
           <w:tcPr>
-            <w:tcW w:type="dxa" w:w="1921"/>
+            <w:tcW w:type="dxa" w:w="936"/>
             <w:vAlign w:val="center"/>
+            <w:tcW w:w="936" w:type="dxa"/>
             <w:tcMar>
-              <w:top w:w="120" w:type="dxa"/>
-              <w:bottom w:w="120" w:type="dxa"/>
-              <w:left w:w="160" w:type="dxa"/>
-              <w:right w:w="160" w:type="dxa"/>
+              <w:top w:w="90" w:type="dxa"/>
+              <w:bottom w:w="90" w:type="dxa"/>
+              <w:left w:w="100" w:type="dxa"/>
+              <w:right w:w="100" w:type="dxa"/>
             </w:tcMar>
-            <w:shd w:fill="EDF7F1"/>
+            <w:shd w:fill="F8FAFC"/>
           </w:tcPr>
           <w:p>
             <w:r/>
@@ -286,7 +317,7 @@
             <w:r>
               <w:rPr>
                 <w:b/>
-                <w:color w:val="0D7647"/>
+                <w:sz w:val="20"/>
               </w:rPr>
               <w:t>STT</w:t>
             </w:r>
@@ -294,15 +325,16 @@
         </w:tc>
         <w:tc>
           <w:tcPr>
-            <w:tcW w:type="dxa" w:w="1921"/>
+            <w:tcW w:type="dxa" w:w="2088"/>
             <w:vAlign w:val="center"/>
+            <w:tcW w:w="2088" w:type="dxa"/>
             <w:tcMar>
-              <w:top w:w="120" w:type="dxa"/>
-              <w:bottom w:w="120" w:type="dxa"/>
-              <w:left w:w="160" w:type="dxa"/>
-              <w:right w:w="160" w:type="dxa"/>
+              <w:top w:w="90" w:type="dxa"/>
+              <w:bottom w:w="90" w:type="dxa"/>
+              <w:left w:w="100" w:type="dxa"/>
+              <w:right w:w="100" w:type="dxa"/>
             </w:tcMar>
-            <w:shd w:fill="EDF7F1"/>
+            <w:shd w:fill="F8FAFC"/>
           </w:tcPr>
           <w:p>
             <w:r/>
@@ -315,7 +347,7 @@
             <w:r>
               <w:rPr>
                 <w:b/>
-                <w:color w:val="0D7647"/>
+                <w:sz w:val="20"/>
               </w:rPr>
               <w:t>PHÂN LOẠI NỀN TẢNG</w:t>
             </w:r>
@@ -323,15 +355,16 @@
         </w:tc>
         <w:tc>
           <w:tcPr>
-            <w:tcW w:type="dxa" w:w="1921"/>
+            <w:tcW w:type="dxa" w:w="3989"/>
             <w:vAlign w:val="center"/>
+            <w:tcW w:w="3988" w:type="dxa"/>
             <w:tcMar>
-              <w:top w:w="120" w:type="dxa"/>
-              <w:bottom w:w="120" w:type="dxa"/>
-              <w:left w:w="160" w:type="dxa"/>
-              <w:right w:w="160" w:type="dxa"/>
+              <w:top w:w="90" w:type="dxa"/>
+              <w:bottom w:w="90" w:type="dxa"/>
+              <w:left w:w="100" w:type="dxa"/>
+              <w:right w:w="100" w:type="dxa"/>
             </w:tcMar>
-            <w:shd w:fill="EDF7F1"/>
+            <w:shd w:fill="F8FAFC"/>
           </w:tcPr>
           <w:p>
             <w:r/>
@@ -344,7 +377,7 @@
             <w:r>
               <w:rPr>
                 <w:b/>
-                <w:color w:val="0D7647"/>
+                <w:sz w:val="20"/>
               </w:rPr>
               <w:t>NHÀ CUNG CẤP ĐẠI DIỆN</w:t>
             </w:r>
@@ -352,15 +385,16 @@
         </w:tc>
         <w:tc>
           <w:tcPr>
-            <w:tcW w:type="dxa" w:w="1921"/>
+            <w:tcW w:type="dxa" w:w="1656"/>
             <w:vAlign w:val="center"/>
+            <w:tcW w:w="1655" w:type="dxa"/>
             <w:tcMar>
-              <w:top w:w="120" w:type="dxa"/>
-              <w:bottom w:w="120" w:type="dxa"/>
-              <w:left w:w="160" w:type="dxa"/>
-              <w:right w:w="160" w:type="dxa"/>
+              <w:top w:w="90" w:type="dxa"/>
+              <w:bottom w:w="90" w:type="dxa"/>
+              <w:left w:w="100" w:type="dxa"/>
+              <w:right w:w="100" w:type="dxa"/>
             </w:tcMar>
-            <w:shd w:fill="EDF7F1"/>
+            <w:shd w:fill="F8FAFC"/>
           </w:tcPr>
           <w:p>
             <w:r/>
@@ -373,7 +407,7 @@
             <w:r>
               <w:rPr>
                 <w:b/>
-                <w:color w:val="0D7647"/>
+                <w:sz w:val="20"/>
               </w:rPr>
               <w:t>VAI TRÒ TRONG HỆ THỐNG</w:t>
             </w:r>
@@ -381,15 +415,16 @@
         </w:tc>
         <w:tc>
           <w:tcPr>
-            <w:tcW w:type="dxa" w:w="1921"/>
+            <w:tcW w:type="dxa" w:w="1080"/>
             <w:vAlign w:val="center"/>
+            <w:tcW w:w="1080" w:type="dxa"/>
             <w:tcMar>
-              <w:top w:w="120" w:type="dxa"/>
-              <w:bottom w:w="120" w:type="dxa"/>
-              <w:left w:w="160" w:type="dxa"/>
-              <w:right w:w="160" w:type="dxa"/>
+              <w:top w:w="90" w:type="dxa"/>
+              <w:bottom w:w="90" w:type="dxa"/>
+              <w:left w:w="100" w:type="dxa"/>
+              <w:right w:w="100" w:type="dxa"/>
             </w:tcMar>
-            <w:shd w:fill="EDF7F1"/>
+            <w:shd w:fill="F8FAFC"/>
           </w:tcPr>
           <w:p>
             <w:r/>
@@ -402,7 +437,7 @@
             <w:r>
               <w:rPr>
                 <w:b/>
-                <w:color w:val="0D7647"/>
+                <w:sz w:val="20"/>
               </w:rPr>
               <w:t>BẢN QUYỀN &amp; CHI PHÍ NỀN TẢNG (SUBSCRIPTION/USAGE)</w:t>
             </w:r>
@@ -410,17 +445,21 @@
         </w:tc>
       </w:tr>
       <w:tr>
+        <w:trPr>
+          <w:cantSplit/>
+        </w:trPr>
         <w:tc>
           <w:tcPr>
-            <w:tcW w:type="dxa" w:w="1921"/>
+            <w:tcW w:type="dxa" w:w="936"/>
             <w:vAlign w:val="center"/>
+            <w:tcW w:w="936" w:type="dxa"/>
             <w:tcMar>
-              <w:top w:w="120" w:type="dxa"/>
-              <w:bottom w:w="120" w:type="dxa"/>
-              <w:left w:w="160" w:type="dxa"/>
-              <w:right w:w="160" w:type="dxa"/>
+              <w:top w:w="80" w:type="dxa"/>
+              <w:bottom w:w="80" w:type="dxa"/>
+              <w:left w:w="100" w:type="dxa"/>
+              <w:right w:w="100" w:type="dxa"/>
             </w:tcMar>
-            <w:shd w:fill="F8FAFC"/>
+            <w:shd w:fill="FFFFFF"/>
           </w:tcPr>
           <w:p>
             <w:r/>
@@ -428,7 +467,7 @@
           <w:p>
             <w:pPr>
               <w:spacing w:before="0" w:after="40" w:line="276" w:lineRule="auto"/>
-              <w:jc w:val="left"/>
+              <w:jc w:val="center"/>
             </w:pPr>
             <w:r>
               <w:rPr>
@@ -440,15 +479,16 @@
         </w:tc>
         <w:tc>
           <w:tcPr>
-            <w:tcW w:type="dxa" w:w="1921"/>
+            <w:tcW w:type="dxa" w:w="2088"/>
             <w:vAlign w:val="center"/>
+            <w:tcW w:w="2088" w:type="dxa"/>
             <w:tcMar>
-              <w:top w:w="120" w:type="dxa"/>
-              <w:bottom w:w="120" w:type="dxa"/>
-              <w:left w:w="160" w:type="dxa"/>
-              <w:right w:w="160" w:type="dxa"/>
+              <w:top w:w="80" w:type="dxa"/>
+              <w:bottom w:w="80" w:type="dxa"/>
+              <w:left w:w="100" w:type="dxa"/>
+              <w:right w:w="100" w:type="dxa"/>
             </w:tcMar>
-            <w:shd w:fill="F8FAFC"/>
+            <w:shd w:fill="FFFFFF"/>
           </w:tcPr>
           <w:p>
             <w:r/>
@@ -468,15 +508,16 @@
         </w:tc>
         <w:tc>
           <w:tcPr>
-            <w:tcW w:type="dxa" w:w="1921"/>
+            <w:tcW w:type="dxa" w:w="3989"/>
             <w:vAlign w:val="center"/>
+            <w:tcW w:w="3988" w:type="dxa"/>
             <w:tcMar>
-              <w:top w:w="120" w:type="dxa"/>
-              <w:bottom w:w="120" w:type="dxa"/>
-              <w:left w:w="160" w:type="dxa"/>
-              <w:right w:w="160" w:type="dxa"/>
+              <w:top w:w="80" w:type="dxa"/>
+              <w:bottom w:w="80" w:type="dxa"/>
+              <w:left w:w="100" w:type="dxa"/>
+              <w:right w:w="100" w:type="dxa"/>
             </w:tcMar>
-            <w:shd w:fill="F8FAFC"/>
+            <w:shd w:fill="FFFFFF"/>
           </w:tcPr>
           <w:p>
             <w:r/>
@@ -493,15 +534,16 @@
         </w:tc>
         <w:tc>
           <w:tcPr>
-            <w:tcW w:type="dxa" w:w="1921"/>
+            <w:tcW w:type="dxa" w:w="1656"/>
             <w:vAlign w:val="center"/>
+            <w:tcW w:w="1655" w:type="dxa"/>
             <w:tcMar>
-              <w:top w:w="120" w:type="dxa"/>
-              <w:bottom w:w="120" w:type="dxa"/>
-              <w:left w:w="160" w:type="dxa"/>
-              <w:right w:w="160" w:type="dxa"/>
+              <w:top w:w="80" w:type="dxa"/>
+              <w:bottom w:w="80" w:type="dxa"/>
+              <w:left w:w="100" w:type="dxa"/>
+              <w:right w:w="100" w:type="dxa"/>
             </w:tcMar>
-            <w:shd w:fill="F8FAFC"/>
+            <w:shd w:fill="FFFFFF"/>
           </w:tcPr>
           <w:p>
             <w:r/>
@@ -518,40 +560,14 @@
         </w:tc>
         <w:tc>
           <w:tcPr>
-            <w:tcW w:type="dxa" w:w="1921"/>
+            <w:tcW w:type="dxa" w:w="1080"/>
             <w:vAlign w:val="center"/>
+            <w:tcW w:w="1080" w:type="dxa"/>
             <w:tcMar>
-              <w:top w:w="120" w:type="dxa"/>
-              <w:bottom w:w="120" w:type="dxa"/>
-              <w:left w:w="160" w:type="dxa"/>
-              <w:right w:w="160" w:type="dxa"/>
-            </w:tcMar>
-            <w:shd w:fill="F8FAFC"/>
-          </w:tcPr>
-          <w:p>
-            <w:r/>
-          </w:p>
-          <w:p>
-            <w:pPr>
-              <w:spacing w:before="0" w:after="40" w:line="276" w:lineRule="auto"/>
-              <w:jc w:val="left"/>
-            </w:pPr>
-            <w:r>
-              <w:t>Khách hàng tự thanh toán phí duy trì tên miền hàng năm và các gói Cloudflare nâng cao (nếu có).</w:t>
-            </w:r>
-          </w:p>
-        </w:tc>
-      </w:tr>
-      <w:tr>
-        <w:tc>
-          <w:tcPr>
-            <w:tcW w:type="dxa" w:w="1921"/>
-            <w:vAlign w:val="center"/>
-            <w:tcMar>
-              <w:top w:w="120" w:type="dxa"/>
-              <w:bottom w:w="120" w:type="dxa"/>
-              <w:left w:w="160" w:type="dxa"/>
-              <w:right w:w="160" w:type="dxa"/>
+              <w:top w:w="80" w:type="dxa"/>
+              <w:bottom w:w="80" w:type="dxa"/>
+              <w:left w:w="100" w:type="dxa"/>
+              <w:right w:w="100" w:type="dxa"/>
             </w:tcMar>
             <w:shd w:fill="FFFFFF"/>
           </w:tcPr>
@@ -561,7 +577,38 @@
           <w:p>
             <w:pPr>
               <w:spacing w:before="0" w:after="40" w:line="276" w:lineRule="auto"/>
-              <w:jc w:val="left"/>
+              <w:jc w:val="center"/>
+            </w:pPr>
+            <w:r>
+              <w:t>Khách hàng tự thanh toán phí duy trì tên miền hàng năm và các gói Cloudflare nâng cao (nếu có).</w:t>
+            </w:r>
+          </w:p>
+        </w:tc>
+      </w:tr>
+      <w:tr>
+        <w:trPr>
+          <w:cantSplit/>
+        </w:trPr>
+        <w:tc>
+          <w:tcPr>
+            <w:tcW w:type="dxa" w:w="936"/>
+            <w:vAlign w:val="center"/>
+            <w:tcW w:w="936" w:type="dxa"/>
+            <w:tcMar>
+              <w:top w:w="80" w:type="dxa"/>
+              <w:bottom w:w="80" w:type="dxa"/>
+              <w:left w:w="100" w:type="dxa"/>
+              <w:right w:w="100" w:type="dxa"/>
+            </w:tcMar>
+            <w:shd w:fill="FAFAFA"/>
+          </w:tcPr>
+          <w:p>
+            <w:r/>
+          </w:p>
+          <w:p>
+            <w:pPr>
+              <w:spacing w:before="0" w:after="40" w:line="276" w:lineRule="auto"/>
+              <w:jc w:val="center"/>
             </w:pPr>
             <w:r>
               <w:rPr>
@@ -573,15 +620,16 @@
         </w:tc>
         <w:tc>
           <w:tcPr>
-            <w:tcW w:type="dxa" w:w="1921"/>
+            <w:tcW w:type="dxa" w:w="2088"/>
             <w:vAlign w:val="center"/>
+            <w:tcW w:w="2088" w:type="dxa"/>
             <w:tcMar>
-              <w:top w:w="120" w:type="dxa"/>
-              <w:bottom w:w="120" w:type="dxa"/>
-              <w:left w:w="160" w:type="dxa"/>
-              <w:right w:w="160" w:type="dxa"/>
+              <w:top w:w="80" w:type="dxa"/>
+              <w:bottom w:w="80" w:type="dxa"/>
+              <w:left w:w="100" w:type="dxa"/>
+              <w:right w:w="100" w:type="dxa"/>
             </w:tcMar>
-            <w:shd w:fill="FFFFFF"/>
+            <w:shd w:fill="FAFAFA"/>
           </w:tcPr>
           <w:p>
             <w:r/>
@@ -601,15 +649,16 @@
         </w:tc>
         <w:tc>
           <w:tcPr>
-            <w:tcW w:type="dxa" w:w="1921"/>
+            <w:tcW w:type="dxa" w:w="3989"/>
             <w:vAlign w:val="center"/>
+            <w:tcW w:w="3988" w:type="dxa"/>
             <w:tcMar>
-              <w:top w:w="120" w:type="dxa"/>
-              <w:bottom w:w="120" w:type="dxa"/>
-              <w:left w:w="160" w:type="dxa"/>
-              <w:right w:w="160" w:type="dxa"/>
+              <w:top w:w="80" w:type="dxa"/>
+              <w:bottom w:w="80" w:type="dxa"/>
+              <w:left w:w="100" w:type="dxa"/>
+              <w:right w:w="100" w:type="dxa"/>
             </w:tcMar>
-            <w:shd w:fill="FFFFFF"/>
+            <w:shd w:fill="FAFAFA"/>
           </w:tcPr>
           <w:p>
             <w:r/>
@@ -626,15 +675,16 @@
         </w:tc>
         <w:tc>
           <w:tcPr>
-            <w:tcW w:type="dxa" w:w="1921"/>
+            <w:tcW w:type="dxa" w:w="1656"/>
             <w:vAlign w:val="center"/>
+            <w:tcW w:w="1655" w:type="dxa"/>
             <w:tcMar>
-              <w:top w:w="120" w:type="dxa"/>
-              <w:bottom w:w="120" w:type="dxa"/>
-              <w:left w:w="160" w:type="dxa"/>
-              <w:right w:w="160" w:type="dxa"/>
+              <w:top w:w="80" w:type="dxa"/>
+              <w:bottom w:w="80" w:type="dxa"/>
+              <w:left w:w="100" w:type="dxa"/>
+              <w:right w:w="100" w:type="dxa"/>
             </w:tcMar>
-            <w:shd w:fill="FFFFFF"/>
+            <w:shd w:fill="FAFAFA"/>
           </w:tcPr>
           <w:p>
             <w:r/>
@@ -651,13 +701,45 @@
         </w:tc>
         <w:tc>
           <w:tcPr>
-            <w:tcW w:type="dxa" w:w="1921"/>
+            <w:tcW w:type="dxa" w:w="1080"/>
             <w:vAlign w:val="center"/>
+            <w:tcW w:w="1080" w:type="dxa"/>
             <w:tcMar>
-              <w:top w:w="120" w:type="dxa"/>
-              <w:bottom w:w="120" w:type="dxa"/>
-              <w:left w:w="160" w:type="dxa"/>
-              <w:right w:w="160" w:type="dxa"/>
+              <w:top w:w="80" w:type="dxa"/>
+              <w:bottom w:w="80" w:type="dxa"/>
+              <w:left w:w="100" w:type="dxa"/>
+              <w:right w:w="100" w:type="dxa"/>
+            </w:tcMar>
+            <w:shd w:fill="FAFAFA"/>
+          </w:tcPr>
+          <w:p>
+            <w:r/>
+          </w:p>
+          <w:p>
+            <w:pPr>
+              <w:spacing w:before="0" w:after="40" w:line="276" w:lineRule="auto"/>
+              <w:jc w:val="center"/>
+            </w:pPr>
+            <w:r>
+              <w:t>Miễn phí nền tảng theo chính sách Google. Tuân thủ Google Business Profile Policies.</w:t>
+            </w:r>
+          </w:p>
+        </w:tc>
+      </w:tr>
+      <w:tr>
+        <w:trPr>
+          <w:cantSplit/>
+        </w:trPr>
+        <w:tc>
+          <w:tcPr>
+            <w:tcW w:type="dxa" w:w="936"/>
+            <w:vAlign w:val="center"/>
+            <w:tcW w:w="936" w:type="dxa"/>
+            <w:tcMar>
+              <w:top w:w="80" w:type="dxa"/>
+              <w:bottom w:w="80" w:type="dxa"/>
+              <w:left w:w="100" w:type="dxa"/>
+              <w:right w:w="100" w:type="dxa"/>
             </w:tcMar>
             <w:shd w:fill="FFFFFF"/>
           </w:tcPr>
@@ -667,34 +749,7 @@
           <w:p>
             <w:pPr>
               <w:spacing w:before="0" w:after="40" w:line="276" w:lineRule="auto"/>
-              <w:jc w:val="left"/>
-            </w:pPr>
-            <w:r>
-              <w:t>Miễn phí nền tảng theo chính sách Google. Tuân thủ Google Business Profile Policies.</w:t>
-            </w:r>
-          </w:p>
-        </w:tc>
-      </w:tr>
-      <w:tr>
-        <w:tc>
-          <w:tcPr>
-            <w:tcW w:type="dxa" w:w="1921"/>
-            <w:vAlign w:val="center"/>
-            <w:tcMar>
-              <w:top w:w="120" w:type="dxa"/>
-              <w:bottom w:w="120" w:type="dxa"/>
-              <w:left w:w="160" w:type="dxa"/>
-              <w:right w:w="160" w:type="dxa"/>
-            </w:tcMar>
-            <w:shd w:fill="F8FAFC"/>
-          </w:tcPr>
-          <w:p>
-            <w:r/>
-          </w:p>
-          <w:p>
-            <w:pPr>
-              <w:spacing w:before="0" w:after="40" w:line="276" w:lineRule="auto"/>
-              <w:jc w:val="left"/>
+              <w:jc w:val="center"/>
             </w:pPr>
             <w:r>
               <w:rPr>
@@ -706,15 +761,16 @@
         </w:tc>
         <w:tc>
           <w:tcPr>
-            <w:tcW w:type="dxa" w:w="1921"/>
+            <w:tcW w:type="dxa" w:w="2088"/>
             <w:vAlign w:val="center"/>
+            <w:tcW w:w="2088" w:type="dxa"/>
             <w:tcMar>
-              <w:top w:w="120" w:type="dxa"/>
-              <w:bottom w:w="120" w:type="dxa"/>
-              <w:left w:w="160" w:type="dxa"/>
-              <w:right w:w="160" w:type="dxa"/>
+              <w:top w:w="80" w:type="dxa"/>
+              <w:bottom w:w="80" w:type="dxa"/>
+              <w:left w:w="100" w:type="dxa"/>
+              <w:right w:w="100" w:type="dxa"/>
             </w:tcMar>
-            <w:shd w:fill="F8FAFC"/>
+            <w:shd w:fill="FFFFFF"/>
           </w:tcPr>
           <w:p>
             <w:r/>
@@ -734,15 +790,16 @@
         </w:tc>
         <w:tc>
           <w:tcPr>
-            <w:tcW w:type="dxa" w:w="1921"/>
+            <w:tcW w:type="dxa" w:w="3989"/>
             <w:vAlign w:val="center"/>
+            <w:tcW w:w="3988" w:type="dxa"/>
             <w:tcMar>
-              <w:top w:w="120" w:type="dxa"/>
-              <w:bottom w:w="120" w:type="dxa"/>
-              <w:left w:w="160" w:type="dxa"/>
-              <w:right w:w="160" w:type="dxa"/>
+              <w:top w:w="80" w:type="dxa"/>
+              <w:bottom w:w="80" w:type="dxa"/>
+              <w:left w:w="100" w:type="dxa"/>
+              <w:right w:w="100" w:type="dxa"/>
             </w:tcMar>
-            <w:shd w:fill="F8FAFC"/>
+            <w:shd w:fill="FFFFFF"/>
           </w:tcPr>
           <w:p>
             <w:r/>
@@ -759,15 +816,16 @@
         </w:tc>
         <w:tc>
           <w:tcPr>
-            <w:tcW w:type="dxa" w:w="1921"/>
+            <w:tcW w:type="dxa" w:w="1656"/>
             <w:vAlign w:val="center"/>
+            <w:tcW w:w="1655" w:type="dxa"/>
             <w:tcMar>
-              <w:top w:w="120" w:type="dxa"/>
-              <w:bottom w:w="120" w:type="dxa"/>
-              <w:left w:w="160" w:type="dxa"/>
-              <w:right w:w="160" w:type="dxa"/>
+              <w:top w:w="80" w:type="dxa"/>
+              <w:bottom w:w="80" w:type="dxa"/>
+              <w:left w:w="100" w:type="dxa"/>
+              <w:right w:w="100" w:type="dxa"/>
             </w:tcMar>
-            <w:shd w:fill="F8FAFC"/>
+            <w:shd w:fill="FFFFFF"/>
           </w:tcPr>
           <w:p>
             <w:r/>
@@ -784,40 +842,14 @@
         </w:tc>
         <w:tc>
           <w:tcPr>
-            <w:tcW w:type="dxa" w:w="1921"/>
+            <w:tcW w:type="dxa" w:w="1080"/>
             <w:vAlign w:val="center"/>
+            <w:tcW w:w="1080" w:type="dxa"/>
             <w:tcMar>
-              <w:top w:w="120" w:type="dxa"/>
-              <w:bottom w:w="120" w:type="dxa"/>
-              <w:left w:w="160" w:type="dxa"/>
-              <w:right w:w="160" w:type="dxa"/>
-            </w:tcMar>
-            <w:shd w:fill="F8FAFC"/>
-          </w:tcPr>
-          <w:p>
-            <w:r/>
-          </w:p>
-          <w:p>
-            <w:pPr>
-              <w:spacing w:before="0" w:after="40" w:line="276" w:lineRule="auto"/>
-              <w:jc w:val="left"/>
-            </w:pPr>
-            <w:r>
-              <w:t>Khách hàng tự thanh toán trực tiếp 100% ngân sách quảng cáo (Media Spend) cho nền tảng.</w:t>
-            </w:r>
-          </w:p>
-        </w:tc>
-      </w:tr>
-      <w:tr>
-        <w:tc>
-          <w:tcPr>
-            <w:tcW w:type="dxa" w:w="1921"/>
-            <w:vAlign w:val="center"/>
-            <w:tcMar>
-              <w:top w:w="120" w:type="dxa"/>
-              <w:bottom w:w="120" w:type="dxa"/>
-              <w:left w:w="160" w:type="dxa"/>
-              <w:right w:w="160" w:type="dxa"/>
+              <w:top w:w="80" w:type="dxa"/>
+              <w:bottom w:w="80" w:type="dxa"/>
+              <w:left w:w="100" w:type="dxa"/>
+              <w:right w:w="100" w:type="dxa"/>
             </w:tcMar>
             <w:shd w:fill="FFFFFF"/>
           </w:tcPr>
@@ -827,7 +859,38 @@
           <w:p>
             <w:pPr>
               <w:spacing w:before="0" w:after="40" w:line="276" w:lineRule="auto"/>
-              <w:jc w:val="left"/>
+              <w:jc w:val="center"/>
+            </w:pPr>
+            <w:r>
+              <w:t>Khách hàng tự thanh toán trực tiếp 100% ngân sách quảng cáo (Media Spend) cho nền tảng.</w:t>
+            </w:r>
+          </w:p>
+        </w:tc>
+      </w:tr>
+      <w:tr>
+        <w:trPr>
+          <w:cantSplit/>
+        </w:trPr>
+        <w:tc>
+          <w:tcPr>
+            <w:tcW w:type="dxa" w:w="936"/>
+            <w:vAlign w:val="center"/>
+            <w:tcW w:w="936" w:type="dxa"/>
+            <w:tcMar>
+              <w:top w:w="80" w:type="dxa"/>
+              <w:bottom w:w="80" w:type="dxa"/>
+              <w:left w:w="100" w:type="dxa"/>
+              <w:right w:w="100" w:type="dxa"/>
+            </w:tcMar>
+            <w:shd w:fill="FAFAFA"/>
+          </w:tcPr>
+          <w:p>
+            <w:r/>
+          </w:p>
+          <w:p>
+            <w:pPr>
+              <w:spacing w:before="0" w:after="40" w:line="276" w:lineRule="auto"/>
+              <w:jc w:val="center"/>
             </w:pPr>
             <w:r>
               <w:rPr>
@@ -839,15 +902,16 @@
         </w:tc>
         <w:tc>
           <w:tcPr>
-            <w:tcW w:type="dxa" w:w="1921"/>
+            <w:tcW w:type="dxa" w:w="2088"/>
             <w:vAlign w:val="center"/>
+            <w:tcW w:w="2088" w:type="dxa"/>
             <w:tcMar>
-              <w:top w:w="120" w:type="dxa"/>
-              <w:bottom w:w="120" w:type="dxa"/>
-              <w:left w:w="160" w:type="dxa"/>
-              <w:right w:w="160" w:type="dxa"/>
+              <w:top w:w="80" w:type="dxa"/>
+              <w:bottom w:w="80" w:type="dxa"/>
+              <w:left w:w="100" w:type="dxa"/>
+              <w:right w:w="100" w:type="dxa"/>
             </w:tcMar>
-            <w:shd w:fill="FFFFFF"/>
+            <w:shd w:fill="FAFAFA"/>
           </w:tcPr>
           <w:p>
             <w:r/>
@@ -867,15 +931,16 @@
         </w:tc>
         <w:tc>
           <w:tcPr>
-            <w:tcW w:type="dxa" w:w="1921"/>
+            <w:tcW w:type="dxa" w:w="3989"/>
             <w:vAlign w:val="center"/>
+            <w:tcW w:w="3988" w:type="dxa"/>
             <w:tcMar>
-              <w:top w:w="120" w:type="dxa"/>
-              <w:bottom w:w="120" w:type="dxa"/>
-              <w:left w:w="160" w:type="dxa"/>
-              <w:right w:w="160" w:type="dxa"/>
+              <w:top w:w="80" w:type="dxa"/>
+              <w:bottom w:w="80" w:type="dxa"/>
+              <w:left w:w="100" w:type="dxa"/>
+              <w:right w:w="100" w:type="dxa"/>
             </w:tcMar>
-            <w:shd w:fill="FFFFFF"/>
+            <w:shd w:fill="FAFAFA"/>
           </w:tcPr>
           <w:p>
             <w:r/>
@@ -892,15 +957,16 @@
         </w:tc>
         <w:tc>
           <w:tcPr>
-            <w:tcW w:type="dxa" w:w="1921"/>
+            <w:tcW w:type="dxa" w:w="1656"/>
             <w:vAlign w:val="center"/>
+            <w:tcW w:w="1655" w:type="dxa"/>
             <w:tcMar>
-              <w:top w:w="120" w:type="dxa"/>
-              <w:bottom w:w="120" w:type="dxa"/>
-              <w:left w:w="160" w:type="dxa"/>
-              <w:right w:w="160" w:type="dxa"/>
+              <w:top w:w="80" w:type="dxa"/>
+              <w:bottom w:w="80" w:type="dxa"/>
+              <w:left w:w="100" w:type="dxa"/>
+              <w:right w:w="100" w:type="dxa"/>
             </w:tcMar>
-            <w:shd w:fill="FFFFFF"/>
+            <w:shd w:fill="FAFAFA"/>
           </w:tcPr>
           <w:p>
             <w:r/>
@@ -917,13 +983,45 @@
         </w:tc>
         <w:tc>
           <w:tcPr>
-            <w:tcW w:type="dxa" w:w="1921"/>
+            <w:tcW w:type="dxa" w:w="1080"/>
             <w:vAlign w:val="center"/>
+            <w:tcW w:w="1080" w:type="dxa"/>
             <w:tcMar>
-              <w:top w:w="120" w:type="dxa"/>
-              <w:bottom w:w="120" w:type="dxa"/>
-              <w:left w:w="160" w:type="dxa"/>
-              <w:right w:w="160" w:type="dxa"/>
+              <w:top w:w="80" w:type="dxa"/>
+              <w:bottom w:w="80" w:type="dxa"/>
+              <w:left w:w="100" w:type="dxa"/>
+              <w:right w:w="100" w:type="dxa"/>
+            </w:tcMar>
+            <w:shd w:fill="FAFAFA"/>
+          </w:tcPr>
+          <w:p>
+            <w:r/>
+          </w:p>
+          <w:p>
+            <w:pPr>
+              <w:spacing w:before="0" w:after="40" w:line="276" w:lineRule="auto"/>
+              <w:jc w:val="center"/>
+            </w:pPr>
+            <w:r>
+              <w:t>Khách hàng tự chi trả gói tài nguyên vượt hạn mức miễn phí (Free Tier limits) hoặc trả gói Pro.</w:t>
+            </w:r>
+          </w:p>
+        </w:tc>
+      </w:tr>
+      <w:tr>
+        <w:trPr>
+          <w:cantSplit/>
+        </w:trPr>
+        <w:tc>
+          <w:tcPr>
+            <w:tcW w:type="dxa" w:w="936"/>
+            <w:vAlign w:val="center"/>
+            <w:tcW w:w="936" w:type="dxa"/>
+            <w:tcMar>
+              <w:top w:w="80" w:type="dxa"/>
+              <w:bottom w:w="80" w:type="dxa"/>
+              <w:left w:w="100" w:type="dxa"/>
+              <w:right w:w="100" w:type="dxa"/>
             </w:tcMar>
             <w:shd w:fill="FFFFFF"/>
           </w:tcPr>
@@ -933,34 +1031,7 @@
           <w:p>
             <w:pPr>
               <w:spacing w:before="0" w:after="40" w:line="276" w:lineRule="auto"/>
-              <w:jc w:val="left"/>
-            </w:pPr>
-            <w:r>
-              <w:t>Khách hàng tự chi trả gói tài nguyên vượt hạn mức miễn phí (Free Tier limits) hoặc trả gói Pro.</w:t>
-            </w:r>
-          </w:p>
-        </w:tc>
-      </w:tr>
-      <w:tr>
-        <w:tc>
-          <w:tcPr>
-            <w:tcW w:type="dxa" w:w="1921"/>
-            <w:vAlign w:val="center"/>
-            <w:tcMar>
-              <w:top w:w="120" w:type="dxa"/>
-              <w:bottom w:w="120" w:type="dxa"/>
-              <w:left w:w="160" w:type="dxa"/>
-              <w:right w:w="160" w:type="dxa"/>
-            </w:tcMar>
-            <w:shd w:fill="F8FAFC"/>
-          </w:tcPr>
-          <w:p>
-            <w:r/>
-          </w:p>
-          <w:p>
-            <w:pPr>
-              <w:spacing w:before="0" w:after="40" w:line="276" w:lineRule="auto"/>
-              <w:jc w:val="left"/>
+              <w:jc w:val="center"/>
             </w:pPr>
             <w:r>
               <w:rPr>
@@ -972,15 +1043,16 @@
         </w:tc>
         <w:tc>
           <w:tcPr>
-            <w:tcW w:type="dxa" w:w="1921"/>
+            <w:tcW w:type="dxa" w:w="2088"/>
             <w:vAlign w:val="center"/>
+            <w:tcW w:w="2088" w:type="dxa"/>
             <w:tcMar>
-              <w:top w:w="120" w:type="dxa"/>
-              <w:bottom w:w="120" w:type="dxa"/>
-              <w:left w:w="160" w:type="dxa"/>
-              <w:right w:w="160" w:type="dxa"/>
+              <w:top w:w="80" w:type="dxa"/>
+              <w:bottom w:w="80" w:type="dxa"/>
+              <w:left w:w="100" w:type="dxa"/>
+              <w:right w:w="100" w:type="dxa"/>
             </w:tcMar>
-            <w:shd w:fill="F8FAFC"/>
+            <w:shd w:fill="FFFFFF"/>
           </w:tcPr>
           <w:p>
             <w:r/>
@@ -1000,15 +1072,16 @@
         </w:tc>
         <w:tc>
           <w:tcPr>
-            <w:tcW w:type="dxa" w:w="1921"/>
+            <w:tcW w:type="dxa" w:w="3989"/>
             <w:vAlign w:val="center"/>
+            <w:tcW w:w="3988" w:type="dxa"/>
             <w:tcMar>
-              <w:top w:w="120" w:type="dxa"/>
-              <w:bottom w:w="120" w:type="dxa"/>
-              <w:left w:w="160" w:type="dxa"/>
-              <w:right w:w="160" w:type="dxa"/>
+              <w:top w:w="80" w:type="dxa"/>
+              <w:bottom w:w="80" w:type="dxa"/>
+              <w:left w:w="100" w:type="dxa"/>
+              <w:right w:w="100" w:type="dxa"/>
             </w:tcMar>
-            <w:shd w:fill="F8FAFC"/>
+            <w:shd w:fill="FFFFFF"/>
           </w:tcPr>
           <w:p>
             <w:r/>
@@ -1025,15 +1098,16 @@
         </w:tc>
         <w:tc>
           <w:tcPr>
-            <w:tcW w:type="dxa" w:w="1921"/>
+            <w:tcW w:type="dxa" w:w="1656"/>
             <w:vAlign w:val="center"/>
+            <w:tcW w:w="1655" w:type="dxa"/>
             <w:tcMar>
-              <w:top w:w="120" w:type="dxa"/>
-              <w:bottom w:w="120" w:type="dxa"/>
-              <w:left w:w="160" w:type="dxa"/>
-              <w:right w:w="160" w:type="dxa"/>
+              <w:top w:w="80" w:type="dxa"/>
+              <w:bottom w:w="80" w:type="dxa"/>
+              <w:left w:w="100" w:type="dxa"/>
+              <w:right w:w="100" w:type="dxa"/>
             </w:tcMar>
-            <w:shd w:fill="F8FAFC"/>
+            <w:shd w:fill="FFFFFF"/>
           </w:tcPr>
           <w:p>
             <w:r/>
@@ -1050,40 +1124,14 @@
         </w:tc>
         <w:tc>
           <w:tcPr>
-            <w:tcW w:type="dxa" w:w="1921"/>
+            <w:tcW w:type="dxa" w:w="1080"/>
             <w:vAlign w:val="center"/>
+            <w:tcW w:w="1080" w:type="dxa"/>
             <w:tcMar>
-              <w:top w:w="120" w:type="dxa"/>
-              <w:bottom w:w="120" w:type="dxa"/>
-              <w:left w:w="160" w:type="dxa"/>
-              <w:right w:w="160" w:type="dxa"/>
-            </w:tcMar>
-            <w:shd w:fill="F8FAFC"/>
-          </w:tcPr>
-          <w:p>
-            <w:r/>
-          </w:p>
-          <w:p>
-            <w:pPr>
-              <w:spacing w:before="0" w:after="40" w:line="276" w:lineRule="auto"/>
-              <w:jc w:val="left"/>
-            </w:pPr>
-            <w:r>
-              <w:t>Khách hàng thanh toán phí tin nhắn/quota email theo bảng giá thực tế của nhà cung cấp.</w:t>
-            </w:r>
-          </w:p>
-        </w:tc>
-      </w:tr>
-      <w:tr>
-        <w:tc>
-          <w:tcPr>
-            <w:tcW w:type="dxa" w:w="1921"/>
-            <w:vAlign w:val="center"/>
-            <w:tcMar>
-              <w:top w:w="120" w:type="dxa"/>
-              <w:bottom w:w="120" w:type="dxa"/>
-              <w:left w:w="160" w:type="dxa"/>
-              <w:right w:w="160" w:type="dxa"/>
+              <w:top w:w="80" w:type="dxa"/>
+              <w:bottom w:w="80" w:type="dxa"/>
+              <w:left w:w="100" w:type="dxa"/>
+              <w:right w:w="100" w:type="dxa"/>
             </w:tcMar>
             <w:shd w:fill="FFFFFF"/>
           </w:tcPr>
@@ -1093,7 +1141,38 @@
           <w:p>
             <w:pPr>
               <w:spacing w:before="0" w:after="40" w:line="276" w:lineRule="auto"/>
-              <w:jc w:val="left"/>
+              <w:jc w:val="center"/>
+            </w:pPr>
+            <w:r>
+              <w:t>Khách hàng thanh toán phí tin nhắn/quota email theo bảng giá thực tế của nhà cung cấp.</w:t>
+            </w:r>
+          </w:p>
+        </w:tc>
+      </w:tr>
+      <w:tr>
+        <w:trPr>
+          <w:cantSplit/>
+        </w:trPr>
+        <w:tc>
+          <w:tcPr>
+            <w:tcW w:type="dxa" w:w="936"/>
+            <w:vAlign w:val="center"/>
+            <w:tcW w:w="936" w:type="dxa"/>
+            <w:tcMar>
+              <w:top w:w="80" w:type="dxa"/>
+              <w:bottom w:w="80" w:type="dxa"/>
+              <w:left w:w="100" w:type="dxa"/>
+              <w:right w:w="100" w:type="dxa"/>
+            </w:tcMar>
+            <w:shd w:fill="FAFAFA"/>
+          </w:tcPr>
+          <w:p>
+            <w:r/>
+          </w:p>
+          <w:p>
+            <w:pPr>
+              <w:spacing w:before="0" w:after="40" w:line="276" w:lineRule="auto"/>
+              <w:jc w:val="center"/>
             </w:pPr>
             <w:r>
               <w:rPr>
@@ -1105,15 +1184,16 @@
         </w:tc>
         <w:tc>
           <w:tcPr>
-            <w:tcW w:type="dxa" w:w="1921"/>
+            <w:tcW w:type="dxa" w:w="2088"/>
             <w:vAlign w:val="center"/>
+            <w:tcW w:w="2088" w:type="dxa"/>
             <w:tcMar>
-              <w:top w:w="120" w:type="dxa"/>
-              <w:bottom w:w="120" w:type="dxa"/>
-              <w:left w:w="160" w:type="dxa"/>
-              <w:right w:w="160" w:type="dxa"/>
+              <w:top w:w="80" w:type="dxa"/>
+              <w:bottom w:w="80" w:type="dxa"/>
+              <w:left w:w="100" w:type="dxa"/>
+              <w:right w:w="100" w:type="dxa"/>
             </w:tcMar>
-            <w:shd w:fill="FFFFFF"/>
+            <w:shd w:fill="FAFAFA"/>
           </w:tcPr>
           <w:p>
             <w:r/>
@@ -1133,15 +1213,16 @@
         </w:tc>
         <w:tc>
           <w:tcPr>
-            <w:tcW w:type="dxa" w:w="1921"/>
+            <w:tcW w:type="dxa" w:w="3989"/>
             <w:vAlign w:val="center"/>
+            <w:tcW w:w="3988" w:type="dxa"/>
             <w:tcMar>
-              <w:top w:w="120" w:type="dxa"/>
-              <w:bottom w:w="120" w:type="dxa"/>
-              <w:left w:w="160" w:type="dxa"/>
-              <w:right w:w="160" w:type="dxa"/>
+              <w:top w:w="80" w:type="dxa"/>
+              <w:bottom w:w="80" w:type="dxa"/>
+              <w:left w:w="100" w:type="dxa"/>
+              <w:right w:w="100" w:type="dxa"/>
             </w:tcMar>
-            <w:shd w:fill="FFFFFF"/>
+            <w:shd w:fill="FAFAFA"/>
           </w:tcPr>
           <w:p>
             <w:r/>
@@ -1158,15 +1239,16 @@
         </w:tc>
         <w:tc>
           <w:tcPr>
-            <w:tcW w:type="dxa" w:w="1921"/>
+            <w:tcW w:type="dxa" w:w="1656"/>
             <w:vAlign w:val="center"/>
+            <w:tcW w:w="1655" w:type="dxa"/>
             <w:tcMar>
-              <w:top w:w="120" w:type="dxa"/>
-              <w:bottom w:w="120" w:type="dxa"/>
-              <w:left w:w="160" w:type="dxa"/>
-              <w:right w:w="160" w:type="dxa"/>
+              <w:top w:w="80" w:type="dxa"/>
+              <w:bottom w:w="80" w:type="dxa"/>
+              <w:left w:w="100" w:type="dxa"/>
+              <w:right w:w="100" w:type="dxa"/>
             </w:tcMar>
-            <w:shd w:fill="FFFFFF"/>
+            <w:shd w:fill="FAFAFA"/>
           </w:tcPr>
           <w:p>
             <w:r/>
@@ -1183,15 +1265,16 @@
         </w:tc>
         <w:tc>
           <w:tcPr>
-            <w:tcW w:type="dxa" w:w="1921"/>
+            <w:tcW w:type="dxa" w:w="1080"/>
             <w:vAlign w:val="center"/>
+            <w:tcW w:w="1080" w:type="dxa"/>
             <w:tcMar>
-              <w:top w:w="120" w:type="dxa"/>
-              <w:bottom w:w="120" w:type="dxa"/>
-              <w:left w:w="160" w:type="dxa"/>
-              <w:right w:w="160" w:type="dxa"/>
+              <w:top w:w="80" w:type="dxa"/>
+              <w:bottom w:w="80" w:type="dxa"/>
+              <w:left w:w="100" w:type="dxa"/>
+              <w:right w:w="100" w:type="dxa"/>
             </w:tcMar>
-            <w:shd w:fill="FFFFFF"/>
+            <w:shd w:fill="FAFAFA"/>
           </w:tcPr>
           <w:p>
             <w:r/>
@@ -1199,7 +1282,7 @@
           <w:p>
             <w:pPr>
               <w:spacing w:before="0" w:after="40" w:line="276" w:lineRule="auto"/>
-              <w:jc w:val="left"/>
+              <w:jc w:val="center"/>
             </w:pPr>
             <w:r>
               <w:t>Khách hàng chi trả chi phí token tiêu thụ hàng tháng theo tài khoản OpenAI/Anthropic riêng.</w:t>
@@ -1215,32 +1298,22 @@
     </w:p>
     <w:p>
       <w:pPr>
-        <w:spacing w:after="120" w:before="80"/>
-      </w:pPr>
-      <w:r>
-        <w:rPr>
-          <w:color w:val="CBD5E1"/>
-        </w:rPr>
-        <w:t>―――――――――――――――――――――――――――――――――――――――――――――――――――――――</w:t>
-      </w:r>
-    </w:p>
-    <w:p>
-      <w:pPr>
-        <w:spacing w:before="160" w:after="60"/>
+        <w:spacing w:before="180" w:after="60" w:line="276" w:lineRule="auto"/>
+        <w:jc w:val="left"/>
       </w:pPr>
       <w:r>
         <w:rPr>
           <w:b/>
-          <w:color w:val="0D7647"/>
-          <w:sz w:val="23"/>
+          <w:color w:val="0F172A"/>
+          <w:sz w:val="22"/>
         </w:rPr>
         <w:t>ĐIỀU 2. VỊ THẾ PHÁP LÝ VÀ BẢN CHẤT DỊCH VỤ CỦA LOCALMATE</w:t>
       </w:r>
     </w:p>
     <w:p>
       <w:pPr>
-        <w:spacing w:after="80" w:before="0" w:line="276" w:lineRule="auto"/>
-        <w:jc w:val="left"/>
+        <w:spacing w:before="20" w:after="60" w:line="276" w:lineRule="auto"/>
+        <w:jc w:val="both"/>
       </w:pPr>
       <w:r>
         <w:t>2.1. Hai Bên xác nhận rõ ràng rằng:</w:t>
@@ -1248,12 +1321,12 @@
     </w:p>
     <w:p>
       <w:pPr>
-        <w:spacing w:after="60" w:before="20" w:line="276" w:lineRule="auto"/>
+        <w:spacing w:before="20" w:after="40" w:line="276" w:lineRule="auto"/>
         <w:ind w:left="360"/>
-        <w:jc w:val="left"/>
+        <w:jc w:val="both"/>
       </w:pPr>
       <w:r>
-        <w:t xml:space="preserve">•  LocalMate là </w:t>
+        <w:t xml:space="preserve">LocalMate là </w:t>
       </w:r>
       <w:r>
         <w:rPr>
@@ -1267,12 +1340,12 @@
     </w:p>
     <w:p>
       <w:pPr>
-        <w:spacing w:after="60" w:before="20" w:line="276" w:lineRule="auto"/>
+        <w:spacing w:before="20" w:after="40" w:line="276" w:lineRule="auto"/>
         <w:ind w:left="360"/>
-        <w:jc w:val="left"/>
+        <w:jc w:val="both"/>
       </w:pPr>
       <w:r>
-        <w:t xml:space="preserve">•  LocalMate </w:t>
+        <w:t xml:space="preserve">LocalMate </w:t>
       </w:r>
       <w:r>
         <w:rPr>
@@ -1286,18 +1359,18 @@
     </w:p>
     <w:p>
       <w:pPr>
-        <w:spacing w:after="60" w:before="20" w:line="276" w:lineRule="auto"/>
+        <w:spacing w:before="20" w:after="40" w:line="276" w:lineRule="auto"/>
         <w:ind w:left="360"/>
-        <w:jc w:val="left"/>
+        <w:jc w:val="both"/>
       </w:pPr>
       <w:r>
-        <w:t>•  Các nền tảng bên thứ ba hoạt động hoàn toàn độc lập, chịu sự điều chỉnh bởi các Điều khoản dịch vụ (Terms of Service - ToS), Chính sách cộng đồng và Quy chế sử dụng toàn cầu của chính các nhà cung cấp đó.</w:t>
+        <w:t>Các nền tảng bên thứ ba hoạt động hoàn toàn độc lập, chịu sự điều chỉnh bởi các Điều khoản dịch vụ (Terms of Service - ToS), Chính sách cộng đồng và Quy chế sử dụng toàn cầu của chính các nhà cung cấp đó.</w:t>
       </w:r>
     </w:p>
     <w:p>
       <w:pPr>
-        <w:spacing w:after="80" w:before="0" w:line="276" w:lineRule="auto"/>
-        <w:jc w:val="left"/>
+        <w:spacing w:before="20" w:after="60" w:line="276" w:lineRule="auto"/>
+        <w:jc w:val="both"/>
       </w:pPr>
       <w:r>
         <w:t>2.2. Khách hàng cam kết đọc, hiểu và tuân thủ các Điều khoản dịch vụ và Chính sách người dùng cuối của các nền tảng bên thứ ba được tích hợp trong giải pháp.</w:t>
@@ -1305,32 +1378,22 @@
     </w:p>
     <w:p>
       <w:pPr>
-        <w:spacing w:after="120" w:before="80"/>
-      </w:pPr>
-      <w:r>
-        <w:rPr>
-          <w:color w:val="CBD5E1"/>
-        </w:rPr>
-        <w:t>―――――――――――――――――――――――――――――――――――――――――――――――――――――――</w:t>
-      </w:r>
-    </w:p>
-    <w:p>
-      <w:pPr>
-        <w:spacing w:before="160" w:after="60"/>
+        <w:spacing w:before="180" w:after="60" w:line="276" w:lineRule="auto"/>
+        <w:jc w:val="left"/>
       </w:pPr>
       <w:r>
         <w:rPr>
           <w:b/>
-          <w:color w:val="0D7647"/>
-          <w:sz w:val="23"/>
+          <w:color w:val="0F172A"/>
+          <w:sz w:val="22"/>
         </w:rPr>
         <w:t>ĐIỀU 3. MIỄN TRỪ TRÁCH NHIỆM KỸ THUẬT VÀ SỰ CỐ BÊN THỨ BA (FORCE MAJEURE &amp; THIRD-PARTY OUTAGE)</w:t>
       </w:r>
     </w:p>
     <w:p>
       <w:pPr>
-        <w:spacing w:after="80" w:before="0" w:line="276" w:lineRule="auto"/>
-        <w:jc w:val="left"/>
+        <w:spacing w:before="20" w:after="60" w:line="276" w:lineRule="auto"/>
+        <w:jc w:val="both"/>
       </w:pPr>
       <w:r>
         <w:t xml:space="preserve">Theo quy định tại Điều 351 Bộ luật Dân sự 2015 và Điều 294 Luật Thương mại 2005, LocalMate được </w:t>
@@ -1347,8 +1410,8 @@
     </w:p>
     <w:p>
       <w:pPr>
-        <w:spacing w:after="80" w:before="0" w:line="276" w:lineRule="auto"/>
-        <w:jc w:val="left"/>
+        <w:spacing w:before="20" w:after="60" w:line="276" w:lineRule="auto"/>
+        <w:jc w:val="both"/>
       </w:pPr>
       <w:r>
         <w:t xml:space="preserve">3.1. </w:t>
@@ -1362,38 +1425,38 @@
     </w:p>
     <w:p>
       <w:pPr>
-        <w:spacing w:after="60" w:before="20" w:line="276" w:lineRule="auto"/>
+        <w:spacing w:before="20" w:after="40" w:line="276" w:lineRule="auto"/>
         <w:ind w:left="360"/>
-        <w:jc w:val="left"/>
+        <w:jc w:val="both"/>
       </w:pPr>
       <w:r>
-        <w:t>•  Sự cố đứt cáp quang biển quốc tế (AAG, APG, IA, AAE-1...), sự cố nghẽn mạng của các nhà mạng viễn thông tại Việt Nam (VNPT, Viettel, FPT);</w:t>
+        <w:t>Sự cố đứt cáp quang biển quốc tế (AAG, APG, IA, AAE-1...), sự cố nghẽn mạng của các nhà mạng viễn thông tại Việt Nam (VNPT, Viettel, FPT);</w:t>
       </w:r>
     </w:p>
     <w:p>
       <w:pPr>
-        <w:spacing w:after="60" w:before="20" w:line="276" w:lineRule="auto"/>
+        <w:spacing w:before="20" w:after="40" w:line="276" w:lineRule="auto"/>
         <w:ind w:left="360"/>
-        <w:jc w:val="left"/>
+        <w:jc w:val="both"/>
       </w:pPr>
       <w:r>
-        <w:t>•  Sự cố ngừng hoạt động máy chủ toàn cầu hoặc khu vực của Cloudflare, Google, AWS, Vercel, Supabase dẫn đến việc website hoặc luồng CRM tạm thời không thể truy cập;</w:t>
+        <w:t>Sự cố ngừng hoạt động máy chủ toàn cầu hoặc khu vực của Cloudflare, Google, AWS, Vercel, Supabase dẫn đến việc website hoặc luồng CRM tạm thời không thể truy cập;</w:t>
       </w:r>
     </w:p>
     <w:p>
       <w:pPr>
-        <w:spacing w:after="60" w:before="20" w:line="276" w:lineRule="auto"/>
+        <w:spacing w:before="20" w:after="40" w:line="276" w:lineRule="auto"/>
         <w:ind w:left="360"/>
-        <w:jc w:val="left"/>
+        <w:jc w:val="both"/>
       </w:pPr>
       <w:r>
-        <w:t>•  Sự cố bảo trì định kỳ hoặc khẩn cấp được thông báo bởi các nhà cung cấp nền tảng.</w:t>
+        <w:t>Sự cố bảo trì định kỳ hoặc khẩn cấp được thông báo bởi các nhà cung cấp nền tảng.</w:t>
       </w:r>
     </w:p>
     <w:p>
       <w:pPr>
-        <w:spacing w:after="80" w:before="0" w:line="276" w:lineRule="auto"/>
-        <w:jc w:val="left"/>
+        <w:spacing w:before="20" w:after="60" w:line="276" w:lineRule="auto"/>
+        <w:jc w:val="both"/>
       </w:pPr>
       <w:r>
         <w:t xml:space="preserve">3.2. </w:t>
@@ -1407,38 +1470,38 @@
     </w:p>
     <w:p>
       <w:pPr>
-        <w:spacing w:after="60" w:before="20" w:line="276" w:lineRule="auto"/>
+        <w:spacing w:before="20" w:after="40" w:line="276" w:lineRule="auto"/>
         <w:ind w:left="360"/>
-        <w:jc w:val="left"/>
+        <w:jc w:val="both"/>
       </w:pPr>
       <w:r>
-        <w:t>•  Google thay đổi thuật toán xếp hạng tìm kiếm tự nhiên (Core Algorithm Update), làm biến động vị trí từ khóa hoặc thứ hạng hiển thị Google Maps;</w:t>
+        <w:t>Google thay đổi thuật toán xếp hạng tìm kiếm tự nhiên (Core Algorithm Update), làm biến động vị trí từ khóa hoặc thứ hạng hiển thị Google Maps;</w:t>
       </w:r>
     </w:p>
     <w:p>
       <w:pPr>
-        <w:spacing w:after="60" w:before="20" w:line="276" w:lineRule="auto"/>
+        <w:spacing w:before="20" w:after="40" w:line="276" w:lineRule="auto"/>
         <w:ind w:left="360"/>
-        <w:jc w:val="left"/>
+        <w:jc w:val="both"/>
       </w:pPr>
       <w:r>
-        <w:t>•  Các nhà cung cấp nền tảng (Meta, Zalo, OpenAI) đơn phương thay đổi cấu trúc API (Breaking API Changes), thu hồi quyền truy cập API, thay đổi chính sách xét duyệt ứng dụng hoặc tăng phí dịch vụ đột xuất;</w:t>
+        <w:t>Các nhà cung cấp nền tảng (Meta, Zalo, OpenAI) đơn phương thay đổi cấu trúc API (Breaking API Changes), thu hồi quyền truy cập API, thay đổi chính sách xét duyệt ứng dụng hoặc tăng phí dịch vụ đột xuất;</w:t>
       </w:r>
     </w:p>
     <w:p>
       <w:pPr>
-        <w:spacing w:after="60" w:before="20" w:line="276" w:lineRule="auto"/>
+        <w:spacing w:before="20" w:after="40" w:line="276" w:lineRule="auto"/>
         <w:ind w:left="360"/>
-        <w:jc w:val="left"/>
+        <w:jc w:val="both"/>
       </w:pPr>
       <w:r>
-        <w:t>•  Nhà mạng viễn thông hoặc Zalo siết chặt quy định kiểm duyệt mẫu tin nhắn thông báo (ZNS Template Review) làm chậm tiến độ gửi tin.</w:t>
+        <w:t>Nhà mạng viễn thông hoặc Zalo siết chặt quy định kiểm duyệt mẫu tin nhắn thông báo (ZNS Template Review) làm chậm tiến độ gửi tin.</w:t>
       </w:r>
     </w:p>
     <w:p>
       <w:pPr>
-        <w:spacing w:after="80" w:before="0" w:line="276" w:lineRule="auto"/>
-        <w:jc w:val="left"/>
+        <w:spacing w:before="20" w:after="60" w:line="276" w:lineRule="auto"/>
+        <w:jc w:val="both"/>
       </w:pPr>
       <w:r>
         <w:t xml:space="preserve">3.3. </w:t>
@@ -1452,62 +1515,52 @@
     </w:p>
     <w:p>
       <w:pPr>
-        <w:spacing w:after="60" w:before="20" w:line="276" w:lineRule="auto"/>
+        <w:spacing w:before="20" w:after="40" w:line="276" w:lineRule="auto"/>
         <w:ind w:left="360"/>
-        <w:jc w:val="left"/>
+        <w:jc w:val="both"/>
       </w:pPr>
       <w:r>
-        <w:t>•  Google tạm ngừng hoạt động hoặc khóa tài khoản Google Ads do lỗi nghi ngờ thanh toán bất thường của thẻ tín dụng Khách hàng, hoặc do Khách hàng vi phạm Chính sách quảng cáo đối với ngành nghề đặc thù;</w:t>
+        <w:t>Google tạm ngừng hoạt động hoặc khóa tài khoản Google Ads do lỗi nghi ngờ thanh toán bất thường của thẻ tín dụng Khách hàng, hoặc do Khách hàng vi phạm Chính sách quảng cáo đối với ngành nghề đặc thù;</w:t>
       </w:r>
     </w:p>
     <w:p>
       <w:pPr>
-        <w:spacing w:after="60" w:before="20" w:line="276" w:lineRule="auto"/>
+        <w:spacing w:before="20" w:after="40" w:line="276" w:lineRule="auto"/>
         <w:ind w:left="360"/>
-        <w:jc w:val="left"/>
+        <w:jc w:val="both"/>
       </w:pPr>
       <w:r>
-        <w:t>•  Google Business Profile (Maps) bị tạm ngưng (Suspension), từ chối duyệt xác minh địa điểm do Google quét tự động hoặc do có tranh chấp địa chỉ thực tế tại địa phương mà không xuất phát từ hành vi gian lận có lỗi cố ý của LocalMate;</w:t>
+        <w:t>Google Business Profile (Maps) bị tạm ngưng (Suspension), từ chối duyệt xác minh địa điểm do Google quét tự động hoặc do có tranh chấp địa chỉ thực tế tại địa phương mà không xuất phát từ hành vi gian lận có lỗi cố ý của LocalMate;</w:t>
       </w:r>
     </w:p>
     <w:p>
       <w:pPr>
-        <w:spacing w:after="60" w:before="20" w:line="276" w:lineRule="auto"/>
+        <w:spacing w:before="20" w:after="40" w:line="276" w:lineRule="auto"/>
         <w:ind w:left="360"/>
-        <w:jc w:val="left"/>
+        <w:jc w:val="both"/>
       </w:pPr>
       <w:r>
-        <w:t>•  Tên miền bị nhà đăng ký thu hồi do Khách hàng không nộp phí duy trì đúng hạn hoặc do cơ quan quản lý nhà nước (VNNIC) xử lý vi phạm nội dung của Khách hàng.</w:t>
+        <w:t>Tên miền bị nhà đăng ký thu hồi do Khách hàng không nộp phí duy trì đúng hạn hoặc do cơ quan quản lý nhà nước (VNNIC) xử lý vi phạm nội dung của Khách hàng.</w:t>
       </w:r>
     </w:p>
     <w:p>
       <w:pPr>
-        <w:spacing w:after="120" w:before="80"/>
-      </w:pPr>
-      <w:r>
-        <w:rPr>
-          <w:color w:val="CBD5E1"/>
-        </w:rPr>
-        <w:t>―――――――――――――――――――――――――――――――――――――――――――――――――――――――</w:t>
-      </w:r>
-    </w:p>
-    <w:p>
-      <w:pPr>
-        <w:spacing w:before="160" w:after="60"/>
+        <w:spacing w:before="180" w:after="60" w:line="276" w:lineRule="auto"/>
+        <w:jc w:val="left"/>
       </w:pPr>
       <w:r>
         <w:rPr>
           <w:b/>
-          <w:color w:val="0D7647"/>
-          <w:sz w:val="23"/>
+          <w:color w:val="0F172A"/>
+          <w:sz w:val="22"/>
         </w:rPr>
         <w:t>ĐIỀU 4. NGHĨA VỤ CHI PHÍ VÀ DUY TRÌ QUOTA CỦA KHÁCH HÀNG</w:t>
       </w:r>
     </w:p>
     <w:p>
       <w:pPr>
-        <w:spacing w:after="80" w:before="0" w:line="276" w:lineRule="auto"/>
-        <w:jc w:val="left"/>
+        <w:spacing w:before="20" w:after="60" w:line="276" w:lineRule="auto"/>
+        <w:jc w:val="both"/>
       </w:pPr>
       <w:r>
         <w:t xml:space="preserve">4.1. </w:t>
@@ -1533,8 +1586,8 @@
     </w:p>
     <w:p>
       <w:pPr>
-        <w:spacing w:after="80" w:before="0" w:line="276" w:lineRule="auto"/>
-        <w:jc w:val="left"/>
+        <w:spacing w:before="20" w:after="60" w:line="276" w:lineRule="auto"/>
+        <w:jc w:val="both"/>
       </w:pPr>
       <w:r>
         <w:t xml:space="preserve">4.2. </w:t>
@@ -1551,52 +1604,42 @@
     </w:p>
     <w:p>
       <w:pPr>
-        <w:spacing w:after="60" w:before="20" w:line="276" w:lineRule="auto"/>
+        <w:spacing w:before="20" w:after="40" w:line="276" w:lineRule="auto"/>
         <w:ind w:left="360"/>
-        <w:jc w:val="left"/>
+        <w:jc w:val="both"/>
       </w:pPr>
       <w:r>
-        <w:t>•  LocalMate không chịu trách nhiệm về bất kỳ sự gián đoạn kinh doanh, mất dữ liệu tạm thời hoặc tổn thất doanh thu nào của Khách hàng;</w:t>
+        <w:t>LocalMate không chịu trách nhiệm về bất kỳ sự gián đoạn kinh doanh, mất dữ liệu tạm thời hoặc tổn thất doanh thu nào của Khách hàng;</w:t>
       </w:r>
     </w:p>
     <w:p>
       <w:pPr>
-        <w:spacing w:after="60" w:before="20" w:line="276" w:lineRule="auto"/>
+        <w:spacing w:before="20" w:after="40" w:line="276" w:lineRule="auto"/>
         <w:ind w:left="360"/>
-        <w:jc w:val="left"/>
+        <w:jc w:val="both"/>
       </w:pPr>
       <w:r>
-        <w:t>•  Thời gian dịch vụ bị gián đoạn do lỗi này không được trừ vào thời hạn cam kết hoặc thời hạn bảo hành của LocalMate.</w:t>
+        <w:t>Thời gian dịch vụ bị gián đoạn do lỗi này không được trừ vào thời hạn cam kết hoặc thời hạn bảo hành của LocalMate.</w:t>
       </w:r>
     </w:p>
     <w:p>
       <w:pPr>
-        <w:spacing w:after="120" w:before="80"/>
-      </w:pPr>
-      <w:r>
-        <w:rPr>
-          <w:color w:val="CBD5E1"/>
-        </w:rPr>
-        <w:t>―――――――――――――――――――――――――――――――――――――――――――――――――――――――</w:t>
-      </w:r>
-    </w:p>
-    <w:p>
-      <w:pPr>
-        <w:spacing w:before="160" w:after="60"/>
+        <w:spacing w:before="180" w:after="60" w:line="276" w:lineRule="auto"/>
+        <w:jc w:val="left"/>
       </w:pPr>
       <w:r>
         <w:rPr>
           <w:b/>
-          <w:color w:val="0D7647"/>
-          <w:sz w:val="23"/>
+          <w:color w:val="0F172A"/>
+          <w:sz w:val="22"/>
         </w:rPr>
         <w:t>ĐIỀU 5. QUY CHẾ HỖ TRỢ VÀ PHỐI HỢP XỬ LÝ SỰ CỐ (BEST EFFORTS SUPPORT)</w:t>
       </w:r>
     </w:p>
     <w:p>
       <w:pPr>
-        <w:spacing w:after="80" w:before="0" w:line="276" w:lineRule="auto"/>
-        <w:jc w:val="left"/>
+        <w:spacing w:before="20" w:after="60" w:line="276" w:lineRule="auto"/>
+        <w:jc w:val="both"/>
       </w:pPr>
       <w:r>
         <w:t>Mặc dù được miễn trừ trách nhiệm pháp lý theo Điều 3, LocalMate cam kết duy trì tinh thần trách nhiệm nghề nghiệp và nỗ lực tối đa (Reasonable Best Efforts) để hỗ trợ Khách hàng xử lý các sự cố phát sinh từ nền tảng bên thứ ba theo quy trình sau:</w:t>
@@ -1604,8 +1647,8 @@
     </w:p>
     <w:p>
       <w:pPr>
-        <w:spacing w:after="80" w:before="0" w:line="276" w:lineRule="auto"/>
-        <w:jc w:val="left"/>
+        <w:spacing w:before="20" w:after="60" w:line="276" w:lineRule="auto"/>
+        <w:jc w:val="both"/>
       </w:pPr>
       <w:r>
         <w:t xml:space="preserve">5.1. </w:t>
@@ -1619,15 +1662,15 @@
     </w:p>
     <w:p>
       <w:pPr>
-        <w:spacing w:after="60" w:before="20" w:line="276" w:lineRule="auto"/>
+        <w:spacing w:before="20" w:after="40" w:line="276" w:lineRule="auto"/>
         <w:ind w:left="360"/>
-        <w:jc w:val="left"/>
+        <w:jc w:val="both"/>
       </w:pPr>
       <w:r>
         <w:rPr>
           <w:b/>
         </w:rPr>
-        <w:t>•  Tiếp nhận &amp; Chẩn đoán:</w:t>
+        <w:t>Tiếp nhận &amp; Chẩn đoán:</w:t>
       </w:r>
       <w:r>
         <w:t xml:space="preserve"> Khi nhận được thông báo của Khách hàng hoặc từ hệ thống giám sát tự động, LocalMate tiến hành kiểm tra mã lỗi, rà soát nguyên nhân trong vòng 04 giờ làm việc;</w:t>
@@ -1635,15 +1678,15 @@
     </w:p>
     <w:p>
       <w:pPr>
-        <w:spacing w:after="60" w:before="20" w:line="276" w:lineRule="auto"/>
+        <w:spacing w:before="20" w:after="40" w:line="276" w:lineRule="auto"/>
         <w:ind w:left="360"/>
-        <w:jc w:val="left"/>
+        <w:jc w:val="both"/>
       </w:pPr>
       <w:r>
         <w:rPr>
           <w:b/>
         </w:rPr>
-        <w:t>•  Phối hợp kháng nghị (Appeal):</w:t>
+        <w:t>Phối hợp kháng nghị (Appeal):</w:t>
       </w:r>
       <w:r>
         <w:t xml:space="preserve"> Trong các trường hợp tài khoản Google Ads hoặc Google Maps bị khóa do quét nhầm thuật toán, LocalMate hướng dẫn và hỗ trợ Khách hàng soạn thảo hồ sơ, cung cấp tài liệu giải trình hợp pháp để gửi đơn khiếu nại (Appeal) lên đội ngũ hỗ trợ của Google;</w:t>
@@ -1651,15 +1694,15 @@
     </w:p>
     <w:p>
       <w:pPr>
-        <w:spacing w:after="60" w:before="20" w:line="276" w:lineRule="auto"/>
+        <w:spacing w:before="20" w:after="40" w:line="276" w:lineRule="auto"/>
         <w:ind w:left="360"/>
-        <w:jc w:val="left"/>
+        <w:jc w:val="both"/>
       </w:pPr>
       <w:r>
         <w:rPr>
           <w:b/>
         </w:rPr>
-        <w:t>•  Cập nhật mã nguồn chuyển đổi:</w:t>
+        <w:t>Cập nhật mã nguồn chuyển đổi:</w:t>
       </w:r>
       <w:r>
         <w:t xml:space="preserve"> Trường hợp API bên thứ ba bị thay đổi bắt buộc, LocalMate hỗ trợ điều chỉnh mã nguồn hoặc cấu hình webhook trong phạm vi điều kiện bảo hành hoặc thỏa thuận nâng cấp bảo trì.</w:t>
@@ -1667,8 +1710,8 @@
     </w:p>
     <w:p>
       <w:pPr>
-        <w:spacing w:after="80" w:before="0" w:line="276" w:lineRule="auto"/>
-        <w:jc w:val="left"/>
+        <w:spacing w:before="20" w:after="60" w:line="276" w:lineRule="auto"/>
+        <w:jc w:val="both"/>
       </w:pPr>
       <w:r>
         <w:t xml:space="preserve">5.2. </w:t>
@@ -1694,19 +1737,8 @@
     </w:p>
     <w:p>
       <w:pPr>
-        <w:spacing w:after="120" w:before="80"/>
-      </w:pPr>
-      <w:r>
-        <w:rPr>
-          <w:color w:val="CBD5E1"/>
-        </w:rPr>
-        <w:t>―――――――――――――――――――――――――――――――――――――――――――――――――――――――</w:t>
-      </w:r>
-    </w:p>
-    <w:p>
-      <w:pPr>
-        <w:spacing w:after="80" w:before="0" w:line="276" w:lineRule="auto"/>
-        <w:jc w:val="left"/>
+        <w:spacing w:before="20" w:after="60" w:line="276" w:lineRule="auto"/>
+        <w:jc w:val="both"/>
       </w:pPr>
       <w:r>
         <w:t>Phụ lục này có hiệu lực đồng thời với Hợp đồng Dịch vụ Khung (MSA) và là căn cứ pháp lý vững chắc để giải quyết mọi khiếu nại liên quan đến hạ tầng kỹ thuật và nền tảng bên thứ ba giữa Hai Bên.</w:t>
@@ -1727,21 +1759,25 @@
         </w:tblBorders>
       </w:tblPr>
       <w:tblGrid>
-        <w:gridCol w:w="4802"/>
-        <w:gridCol w:w="4802"/>
+        <w:gridCol w:w="4874"/>
+        <w:gridCol w:w="4874"/>
       </w:tblGrid>
       <w:tr>
+        <w:trPr>
+          <w:cantSplit/>
+        </w:trPr>
         <w:tc>
           <w:tcPr>
-            <w:tcW w:type="dxa" w:w="4802"/>
+            <w:tcW w:type="dxa" w:w="4867"/>
             <w:vAlign w:val="center"/>
+            <w:tcW w:w="4867" w:type="dxa"/>
             <w:tcMar>
-              <w:top w:w="120" w:type="dxa"/>
-              <w:bottom w:w="120" w:type="dxa"/>
-              <w:left w:w="160" w:type="dxa"/>
-              <w:right w:w="160" w:type="dxa"/>
+              <w:top w:w="90" w:type="dxa"/>
+              <w:bottom w:w="90" w:type="dxa"/>
+              <w:left w:w="100" w:type="dxa"/>
+              <w:right w:w="100" w:type="dxa"/>
             </w:tcMar>
-            <w:shd w:fill="EDF7F1"/>
+            <w:shd w:fill="F8FAFC"/>
           </w:tcPr>
           <w:p>
             <w:r/>
@@ -1754,7 +1790,7 @@
             <w:r>
               <w:rPr>
                 <w:b/>
-                <w:color w:val="0D7647"/>
+                <w:sz w:val="20"/>
               </w:rPr>
               <w:t>ĐẠI DIỆN BÊN A (KHÁCH HÀNG)</w:t>
             </w:r>
@@ -1762,15 +1798,16 @@
         </w:tc>
         <w:tc>
           <w:tcPr>
-            <w:tcW w:type="dxa" w:w="4802"/>
+            <w:tcW w:type="dxa" w:w="4882"/>
             <w:vAlign w:val="center"/>
+            <w:tcW w:w="4881" w:type="dxa"/>
             <w:tcMar>
-              <w:top w:w="120" w:type="dxa"/>
-              <w:bottom w:w="120" w:type="dxa"/>
-              <w:left w:w="160" w:type="dxa"/>
-              <w:right w:w="160" w:type="dxa"/>
+              <w:top w:w="90" w:type="dxa"/>
+              <w:bottom w:w="90" w:type="dxa"/>
+              <w:left w:w="100" w:type="dxa"/>
+              <w:right w:w="100" w:type="dxa"/>
             </w:tcMar>
-            <w:shd w:fill="EDF7F1"/>
+            <w:shd w:fill="F8FAFC"/>
           </w:tcPr>
           <w:p>
             <w:r/>
@@ -1783,7 +1820,7 @@
             <w:r>
               <w:rPr>
                 <w:b/>
-                <w:color w:val="0D7647"/>
+                <w:sz w:val="20"/>
               </w:rPr>
               <w:t>ĐẠI DIỆN BÊN B (LOCALMATE)</w:t>
             </w:r>
@@ -1791,17 +1828,21 @@
         </w:tc>
       </w:tr>
       <w:tr>
+        <w:trPr>
+          <w:cantSplit/>
+        </w:trPr>
         <w:tc>
           <w:tcPr>
-            <w:tcW w:type="dxa" w:w="4802"/>
+            <w:tcW w:type="dxa" w:w="4867"/>
             <w:vAlign w:val="center"/>
+            <w:tcW w:w="4867" w:type="dxa"/>
             <w:tcMar>
-              <w:top w:w="120" w:type="dxa"/>
-              <w:bottom w:w="120" w:type="dxa"/>
-              <w:left w:w="160" w:type="dxa"/>
-              <w:right w:w="160" w:type="dxa"/>
+              <w:top w:w="80" w:type="dxa"/>
+              <w:bottom w:w="80" w:type="dxa"/>
+              <w:left w:w="100" w:type="dxa"/>
+              <w:right w:w="100" w:type="dxa"/>
             </w:tcMar>
-            <w:shd w:fill="F8FAFC"/>
+            <w:shd w:fill="FFFFFF"/>
           </w:tcPr>
           <w:p>
             <w:r/>
@@ -1821,15 +1862,16 @@
         </w:tc>
         <w:tc>
           <w:tcPr>
-            <w:tcW w:type="dxa" w:w="4802"/>
+            <w:tcW w:type="dxa" w:w="4882"/>
             <w:vAlign w:val="center"/>
+            <w:tcW w:w="4881" w:type="dxa"/>
             <w:tcMar>
-              <w:top w:w="120" w:type="dxa"/>
-              <w:bottom w:w="120" w:type="dxa"/>
-              <w:left w:w="160" w:type="dxa"/>
-              <w:right w:w="160" w:type="dxa"/>
+              <w:top w:w="80" w:type="dxa"/>
+              <w:bottom w:w="80" w:type="dxa"/>
+              <w:left w:w="100" w:type="dxa"/>
+              <w:right w:w="100" w:type="dxa"/>
             </w:tcMar>
-            <w:shd w:fill="F8FAFC"/>
+            <w:shd w:fill="FFFFFF"/>
           </w:tcPr>
           <w:p>
             <w:r/>
@@ -1849,161 +1891,58 @@
         </w:tc>
       </w:tr>
       <w:tr>
+        <w:trPr>
+          <w:cantSplit/>
+        </w:trPr>
         <w:tc>
           <w:tcPr>
-            <w:tcW w:type="dxa" w:w="4802"/>
+            <w:tcW w:type="dxa" w:w="4867"/>
             <w:vAlign w:val="center"/>
+            <w:tcW w:w="4867" w:type="dxa"/>
             <w:tcMar>
-              <w:top w:w="120" w:type="dxa"/>
-              <w:bottom w:w="120" w:type="dxa"/>
-              <w:left w:w="160" w:type="dxa"/>
-              <w:right w:w="160" w:type="dxa"/>
+              <w:top w:w="80" w:type="dxa"/>
+              <w:bottom w:w="80" w:type="dxa"/>
+              <w:left w:w="100" w:type="dxa"/>
+              <w:right w:w="100" w:type="dxa"/>
             </w:tcMar>
-            <w:shd w:fill="FFFFFF"/>
+            <w:shd w:fill="FAFAFA"/>
           </w:tcPr>
           <w:p>
             <w:r/>
           </w:p>
-          <w:p>
-            <w:pPr>
-              <w:spacing w:before="0" w:after="40" w:line="276" w:lineRule="auto"/>
-              <w:jc w:val="left"/>
-            </w:pPr>
-          </w:p>
-          <w:p>
-            <w:pPr>
-              <w:spacing w:before="0" w:after="40" w:line="276" w:lineRule="auto"/>
-              <w:jc w:val="left"/>
-            </w:pPr>
-          </w:p>
-          <w:p>
-            <w:pPr>
-              <w:spacing w:before="0" w:after="40" w:line="276" w:lineRule="auto"/>
-              <w:jc w:val="left"/>
-            </w:pPr>
-          </w:p>
-          <w:p>
-            <w:pPr>
-              <w:spacing w:before="0" w:after="40" w:line="276" w:lineRule="auto"/>
-              <w:jc w:val="left"/>
-            </w:pPr>
-          </w:p>
         </w:tc>
         <w:tc>
           <w:tcPr>
-            <w:tcW w:type="dxa" w:w="4802"/>
+            <w:tcW w:type="dxa" w:w="4882"/>
             <w:vAlign w:val="center"/>
+            <w:tcW w:w="4881" w:type="dxa"/>
             <w:tcMar>
-              <w:top w:w="120" w:type="dxa"/>
-              <w:bottom w:w="120" w:type="dxa"/>
-              <w:left w:w="160" w:type="dxa"/>
-              <w:right w:w="160" w:type="dxa"/>
+              <w:top w:w="80" w:type="dxa"/>
+              <w:bottom w:w="80" w:type="dxa"/>
+              <w:left w:w="100" w:type="dxa"/>
+              <w:right w:w="100" w:type="dxa"/>
             </w:tcMar>
-            <w:shd w:fill="FFFFFF"/>
+            <w:shd w:fill="FAFAFA"/>
           </w:tcPr>
           <w:p>
             <w:r/>
           </w:p>
-          <w:p>
-            <w:pPr>
-              <w:spacing w:before="0" w:after="40" w:line="276" w:lineRule="auto"/>
-              <w:jc w:val="left"/>
-            </w:pPr>
-          </w:p>
-          <w:p>
-            <w:pPr>
-              <w:spacing w:before="0" w:after="40" w:line="276" w:lineRule="auto"/>
-              <w:jc w:val="left"/>
-            </w:pPr>
-          </w:p>
-          <w:p>
-            <w:pPr>
-              <w:spacing w:before="0" w:after="40" w:line="276" w:lineRule="auto"/>
-              <w:jc w:val="left"/>
-            </w:pPr>
-          </w:p>
-          <w:p>
-            <w:pPr>
-              <w:spacing w:before="0" w:after="40" w:line="276" w:lineRule="auto"/>
-              <w:jc w:val="left"/>
-            </w:pPr>
-          </w:p>
         </w:tc>
       </w:tr>
       <w:tr>
+        <w:trPr>
+          <w:cantSplit/>
+        </w:trPr>
         <w:tc>
           <w:tcPr>
-            <w:tcW w:type="dxa" w:w="4802"/>
+            <w:tcW w:type="dxa" w:w="4867"/>
             <w:vAlign w:val="center"/>
+            <w:tcW w:w="4867" w:type="dxa"/>
             <w:tcMar>
-              <w:top w:w="120" w:type="dxa"/>
-              <w:bottom w:w="120" w:type="dxa"/>
-              <w:left w:w="160" w:type="dxa"/>
-              <w:right w:w="160" w:type="dxa"/>
-            </w:tcMar>
-            <w:shd w:fill="F8FAFC"/>
-          </w:tcPr>
-          <w:p>
-            <w:r/>
-          </w:p>
-          <w:p>
-            <w:pPr>
-              <w:spacing w:before="0" w:after="40" w:line="276" w:lineRule="auto"/>
-              <w:jc w:val="left"/>
-            </w:pPr>
-            <w:r>
-              <w:rPr>
-                <w:b/>
-              </w:rPr>
-              <w:t>Họ và tên:</w:t>
-            </w:r>
-            <w:r>
-              <w:t xml:space="preserve"> [NGUOI_DAI_DIEN_A]</w:t>
-            </w:r>
-          </w:p>
-        </w:tc>
-        <w:tc>
-          <w:tcPr>
-            <w:tcW w:type="dxa" w:w="4802"/>
-            <w:vAlign w:val="center"/>
-            <w:tcMar>
-              <w:top w:w="120" w:type="dxa"/>
-              <w:bottom w:w="120" w:type="dxa"/>
-              <w:left w:w="160" w:type="dxa"/>
-              <w:right w:w="160" w:type="dxa"/>
-            </w:tcMar>
-            <w:shd w:fill="F8FAFC"/>
-          </w:tcPr>
-          <w:p>
-            <w:r/>
-          </w:p>
-          <w:p>
-            <w:pPr>
-              <w:spacing w:before="0" w:after="40" w:line="276" w:lineRule="auto"/>
-              <w:jc w:val="left"/>
-            </w:pPr>
-            <w:r>
-              <w:rPr>
-                <w:b/>
-              </w:rPr>
-              <w:t>Họ và tên:</w:t>
-            </w:r>
-            <w:r>
-              <w:t xml:space="preserve"> [REPRESENTATIVE]</w:t>
-            </w:r>
-          </w:p>
-        </w:tc>
-      </w:tr>
-      <w:tr>
-        <w:tc>
-          <w:tcPr>
-            <w:tcW w:type="dxa" w:w="4802"/>
-            <w:vAlign w:val="center"/>
-            <w:tcMar>
-              <w:top w:w="120" w:type="dxa"/>
-              <w:bottom w:w="120" w:type="dxa"/>
-              <w:left w:w="160" w:type="dxa"/>
-              <w:right w:w="160" w:type="dxa"/>
+              <w:top w:w="80" w:type="dxa"/>
+              <w:bottom w:w="80" w:type="dxa"/>
+              <w:left w:w="100" w:type="dxa"/>
+              <w:right w:w="100" w:type="dxa"/>
             </w:tcMar>
             <w:shd w:fill="FFFFFF"/>
           </w:tcPr>
@@ -2019,22 +1958,20 @@
               <w:rPr>
                 <w:b/>
               </w:rPr>
-              <w:t>Chức vụ:</w:t>
-            </w:r>
-            <w:r>
-              <w:t xml:space="preserve"> [CHUC_VU_A]</w:t>
+              <w:t>[NGƯỜI_ĐẠI_DIỆN_A]</w:t>
             </w:r>
           </w:p>
         </w:tc>
         <w:tc>
           <w:tcPr>
-            <w:tcW w:type="dxa" w:w="4802"/>
+            <w:tcW w:type="dxa" w:w="4882"/>
             <w:vAlign w:val="center"/>
+            <w:tcW w:w="4881" w:type="dxa"/>
             <w:tcMar>
-              <w:top w:w="120" w:type="dxa"/>
-              <w:bottom w:w="120" w:type="dxa"/>
-              <w:left w:w="160" w:type="dxa"/>
-              <w:right w:w="160" w:type="dxa"/>
+              <w:top w:w="80" w:type="dxa"/>
+              <w:bottom w:w="80" w:type="dxa"/>
+              <w:left w:w="100" w:type="dxa"/>
+              <w:right w:w="100" w:type="dxa"/>
             </w:tcMar>
             <w:shd w:fill="FFFFFF"/>
           </w:tcPr>
@@ -2050,26 +1987,27 @@
               <w:rPr>
                 <w:b/>
               </w:rPr>
-              <w:t>Chức vụ:</w:t>
-            </w:r>
-            <w:r>
-              <w:t xml:space="preserve"> [TITLE]</w:t>
+              <w:t>[REPRESENTATIVE]</w:t>
             </w:r>
           </w:p>
         </w:tc>
       </w:tr>
       <w:tr>
+        <w:trPr>
+          <w:cantSplit/>
+        </w:trPr>
         <w:tc>
           <w:tcPr>
-            <w:tcW w:type="dxa" w:w="4802"/>
+            <w:tcW w:type="dxa" w:w="4867"/>
             <w:vAlign w:val="center"/>
+            <w:tcW w:w="4867" w:type="dxa"/>
             <w:tcMar>
-              <w:top w:w="120" w:type="dxa"/>
-              <w:bottom w:w="120" w:type="dxa"/>
-              <w:left w:w="160" w:type="dxa"/>
-              <w:right w:w="160" w:type="dxa"/>
+              <w:top w:w="80" w:type="dxa"/>
+              <w:bottom w:w="80" w:type="dxa"/>
+              <w:left w:w="100" w:type="dxa"/>
+              <w:right w:w="100" w:type="dxa"/>
             </w:tcMar>
-            <w:shd w:fill="F8FAFC"/>
+            <w:shd w:fill="FAFAFA"/>
           </w:tcPr>
           <w:p>
             <w:r/>
@@ -2080,27 +2018,22 @@
               <w:jc w:val="left"/>
             </w:pPr>
             <w:r>
-              <w:rPr>
-                <w:b/>
-              </w:rPr>
-              <w:t>Ngày ký:</w:t>
-            </w:r>
-            <w:r>
-              <w:t xml:space="preserve"> ____/____/202[X]</w:t>
+              <w:t>Chức vụ: [CHỨC_VỤ_A]</w:t>
             </w:r>
           </w:p>
         </w:tc>
         <w:tc>
           <w:tcPr>
-            <w:tcW w:type="dxa" w:w="4802"/>
+            <w:tcW w:type="dxa" w:w="4882"/>
             <w:vAlign w:val="center"/>
+            <w:tcW w:w="4881" w:type="dxa"/>
             <w:tcMar>
-              <w:top w:w="120" w:type="dxa"/>
-              <w:bottom w:w="120" w:type="dxa"/>
-              <w:left w:w="160" w:type="dxa"/>
-              <w:right w:w="160" w:type="dxa"/>
+              <w:top w:w="80" w:type="dxa"/>
+              <w:bottom w:w="80" w:type="dxa"/>
+              <w:left w:w="100" w:type="dxa"/>
+              <w:right w:w="100" w:type="dxa"/>
             </w:tcMar>
-            <w:shd w:fill="F8FAFC"/>
+            <w:shd w:fill="FAFAFA"/>
           </w:tcPr>
           <w:p>
             <w:r/>
@@ -2111,13 +2044,64 @@
               <w:jc w:val="left"/>
             </w:pPr>
             <w:r>
-              <w:rPr>
-                <w:b/>
-              </w:rPr>
-              <w:t>Ngày ký:</w:t>
+              <w:t>Chức vụ: [TITLE]</w:t>
             </w:r>
+          </w:p>
+        </w:tc>
+      </w:tr>
+      <w:tr>
+        <w:trPr>
+          <w:cantSplit/>
+        </w:trPr>
+        <w:tc>
+          <w:tcPr>
+            <w:tcW w:type="dxa" w:w="4867"/>
+            <w:vAlign w:val="center"/>
+            <w:tcW w:w="4867" w:type="dxa"/>
+            <w:tcMar>
+              <w:top w:w="80" w:type="dxa"/>
+              <w:bottom w:w="80" w:type="dxa"/>
+              <w:left w:w="100" w:type="dxa"/>
+              <w:right w:w="100" w:type="dxa"/>
+            </w:tcMar>
+            <w:shd w:fill="FFFFFF"/>
+          </w:tcPr>
+          <w:p>
+            <w:r/>
+          </w:p>
+          <w:p>
+            <w:pPr>
+              <w:spacing w:before="0" w:after="40" w:line="276" w:lineRule="auto"/>
+              <w:jc w:val="left"/>
+            </w:pPr>
             <w:r>
-              <w:t xml:space="preserve"> ____/____/202[X]</w:t>
+              <w:t>Ngày ký: ..... / ..... / 202[NĂM]</w:t>
+            </w:r>
+          </w:p>
+        </w:tc>
+        <w:tc>
+          <w:tcPr>
+            <w:tcW w:type="dxa" w:w="4882"/>
+            <w:vAlign w:val="center"/>
+            <w:tcW w:w="4881" w:type="dxa"/>
+            <w:tcMar>
+              <w:top w:w="80" w:type="dxa"/>
+              <w:bottom w:w="80" w:type="dxa"/>
+              <w:left w:w="100" w:type="dxa"/>
+              <w:right w:w="100" w:type="dxa"/>
+            </w:tcMar>
+            <w:shd w:fill="FFFFFF"/>
+          </w:tcPr>
+          <w:p>
+            <w:r/>
+          </w:p>
+          <w:p>
+            <w:pPr>
+              <w:spacing w:before="0" w:after="40" w:line="276" w:lineRule="auto"/>
+              <w:jc w:val="left"/>
+            </w:pPr>
+            <w:r>
+              <w:t>Ngày ký: ..... / ..... / 202[NĂM]</w:t>
             </w:r>
           </w:p>
         </w:tc>
@@ -2130,7 +2114,7 @@
     </w:p>
     <w:sectPr>
       <w:pgSz w:w="11909" w:h="16834"/>
-      <w:pgMar w:top="1152" w:right="1152" w:bottom="1152" w:left="1152" w:header="720" w:footer="720" w:gutter="0"/>
+      <w:pgMar w:top="1138" w:right="936" w:bottom="1138" w:left="1224" w:header="720" w:footer="720" w:gutter="0"/>
       <w:cols w:space="720"/>
       <w:docGrid w:linePitch="360"/>
     </w:sectPr>
@@ -2503,7 +2487,7 @@
     <w:rsid w:val="00FC693F"/>
     <w:rPr>
       <w:rFonts w:ascii="Times New Roman" w:hAnsi="Times New Roman"/>
-      <w:color w:val="1E293B"/>
+      <w:color w:val="0F172A"/>
       <w:sz w:val="22"/>
     </w:rPr>
   </w:style>
